--- a/4 курс/Базы данных/Михайлов_3-22ПИ Дом престарелых.docx
+++ b/4 курс/Базы данных/Михайлов_3-22ПИ Дом престарелых.docx
@@ -1843,25 +1843,7 @@
                 <w:noProof/>
                 <w:lang w:eastAsia="ar-SA"/>
               </w:rPr>
-              <w:t>Оп</w:t>
-            </w:r>
-            <w:r>
-              <w:rPr>
-                <w:rStyle w:val="ad"/>
-                <w:rFonts w:eastAsia="Times New Roman"/>
-                <w:noProof/>
-                <w:lang w:eastAsia="ar-SA"/>
-              </w:rPr>
-              <w:t>р</w:t>
-            </w:r>
-            <w:r>
-              <w:rPr>
-                <w:rStyle w:val="ad"/>
-                <w:rFonts w:eastAsia="Times New Roman"/>
-                <w:noProof/>
-                <w:lang w:eastAsia="ar-SA"/>
-              </w:rPr>
-              <w:t xml:space="preserve">еделение связей информационных объектов и построение </w:t>
+              <w:t xml:space="preserve">Определение связей информационных объектов и построение </w:t>
             </w:r>
             <w:r>
               <w:rPr>
@@ -2978,14 +2960,14 @@
         <w:rPr>
           <w:lang w:eastAsia="ar-SA"/>
         </w:rPr>
-        <w:t xml:space="preserve">Значительное место в работе учреждения занимает учет медицинских и сопутствующих процедур, проводимых проживающим. Для этого важно фиксировать дату проведения процедуры, ее вид, сотрудника, который </w:t>
+        <w:t xml:space="preserve">Значительное место в работе учреждения занимает учет медицинских и сопутствующих процедур, проводимых проживающим. Для этого важно </w:t>
       </w:r>
       <w:r>
         <w:rPr>
           <w:lang w:eastAsia="ar-SA"/>
         </w:rPr>
         <w:lastRenderedPageBreak/>
-        <w:t>выполнил процедуру, и жильца, которому она была проведена. Хранение такой информации необходимо для последующего контроля обслуживания, просмотра истории процедур и подготовки отчетных сведений. В условиях стационарного социального обслуживания документирование оказываемых услуг является обязательным элементом деятельности учреждения.</w:t>
+        <w:t>фиксировать дату проведения процедуры, ее вид, сотрудника, который выполнил процедуру, и жильца, которому она была проведена. Хранение такой информации необходимо для последующего контроля обслуживания, просмотра истории процедур и подготовки отчетных сведений. В условиях стационарного социального обслуживания документирование оказываемых услуг является обязательным элементом деятельности учреждения.</w:t>
       </w:r>
     </w:p>
     <w:p>
@@ -5212,14 +5194,14 @@
         <w:rPr>
           <w:lang w:eastAsia="ar-SA"/>
         </w:rPr>
-        <w:t xml:space="preserve">В результате анализа входной информации был выделен основной информационный объект «Жилец». Он отражает центральную сущность предметной области, поскольку именно с проживающими связаны большинство остальных процессов: размещение по комнатам, проведение процедур, внесение платежей и фиксация посещений. Для данного объекта в </w:t>
+        <w:t xml:space="preserve">В результате анализа входной информации был выделен основной информационный объект «Жилец». Он отражает центральную сущность предметной области, поскольку именно с проживающими связаны большинство остальных процессов: размещение по комнатам, проведение </w:t>
       </w:r>
       <w:r>
         <w:rPr>
           <w:lang w:eastAsia="ar-SA"/>
         </w:rPr>
         <w:lastRenderedPageBreak/>
-        <w:t xml:space="preserve">базе данных хранятся фамилия, имя, отчество, дата рождения, дата заселения, комната проживания, состояние здоровья и пол. Наличие этих атрибутов позволяет однозначно идентифицировать жильца и использовать сведения о нем в других связанных объектах. </w:t>
+        <w:t xml:space="preserve">процедур, внесение платежей и фиксация посещений. Для данного объекта в базе данных хранятся фамилия, имя, отчество, дата рождения, дата заселения, комната проживания, состояние здоровья и пол. Наличие этих атрибутов позволяет однозначно идентифицировать жильца и использовать сведения о нем в других связанных объектах. </w:t>
       </w:r>
     </w:p>
     <w:p>
@@ -5733,7 +5715,7 @@
                     </pic:cNvPicPr>
                   </pic:nvPicPr>
                   <pic:blipFill>
-                    <a:blip r:embed="rId6">
+                    <a:blip r:embed="rId8">
                       <a:extLst>
                         <a:ext uri="{28A0092B-C50C-407E-A947-70E740481C1C}">
                           <a14:useLocalDpi xmlns:a14="http://schemas.microsoft.com/office/drawing/2010/main" val="0"/>
@@ -6010,7 +5992,7 @@
                     </pic:cNvPicPr>
                   </pic:nvPicPr>
                   <pic:blipFill>
-                    <a:blip r:embed="rId7" cstate="print">
+                    <a:blip r:embed="rId9" cstate="print">
                       <a:extLst>
                         <a:ext uri="{28A0092B-C50C-407E-A947-70E740481C1C}">
                           <a14:useLocalDpi xmlns:a14="http://schemas.microsoft.com/office/drawing/2010/main" val="0"/>
@@ -6052,14 +6034,27 @@
       <w:r>
         <w:t xml:space="preserve">Рисунок  </w:t>
       </w:r>
-      <w:fldSimple w:instr=" SEQ Рисунок_ \* ARABIC ">
-        <w:r>
-          <w:rPr>
-            <w:noProof/>
-          </w:rPr>
-          <w:t>2</w:t>
-        </w:r>
-      </w:fldSimple>
+      <w:r>
+        <w:fldChar w:fldCharType="begin"/>
+      </w:r>
+      <w:r>
+        <w:instrText xml:space="preserve"> SEQ Рисунок_ \* ARABIC </w:instrText>
+      </w:r>
+      <w:r>
+        <w:fldChar w:fldCharType="separate"/>
+      </w:r>
+      <w:r>
+        <w:rPr>
+          <w:noProof/>
+        </w:rPr>
+        <w:t>2</w:t>
+      </w:r>
+      <w:r>
+        <w:rPr>
+          <w:noProof/>
+        </w:rPr>
+        <w:fldChar w:fldCharType="end"/>
+      </w:r>
       <w:r>
         <w:t xml:space="preserve"> </w:t>
       </w:r>
@@ -6104,14 +6099,8 @@
         <w:rPr>
           <w:lang w:eastAsia="ru-RU"/>
         </w:rPr>
-        <w:t xml:space="preserve">На основе выявленных сущностей, их атрибутов и связей была построена ER-диаграмма базы данных дома престарелых. ER-диаграмма </w:t>
-      </w:r>
-      <w:r>
-        <w:rPr>
-          <w:lang w:eastAsia="ru-RU"/>
-        </w:rPr>
         <w:lastRenderedPageBreak/>
-        <w:t xml:space="preserve">наглядно отражает структуру предметной области и показывает, какие объекты используются в системе и каким образом они связаны между собой. </w:t>
+        <w:t xml:space="preserve">На основе выявленных сущностей, их атрибутов и связей была построена ER-диаграмма базы данных дома престарелых. ER-диаграмма наглядно отражает структуру предметной области и показывает, какие объекты используются в системе и каким образом они связаны между собой. </w:t>
       </w:r>
       <w:r>
         <w:rPr>
@@ -6489,6 +6478,7 @@
         <w:rPr>
           <w:noProof/>
         </w:rPr>
+        <w:lastRenderedPageBreak/>
         <w:drawing>
           <wp:inline distT="0" distB="0" distL="0" distR="0" wp14:anchorId="39837B03" wp14:editId="1B9915BE">
             <wp:extent cx="6049926" cy="4217165"/>
@@ -6505,7 +6495,7 @@
                     <pic:cNvPicPr/>
                   </pic:nvPicPr>
                   <pic:blipFill>
-                    <a:blip r:embed="rId8"/>
+                    <a:blip r:embed="rId10"/>
                     <a:stretch>
                       <a:fillRect/>
                     </a:stretch>
@@ -6596,21 +6586,27 @@
         <w:rPr>
           <w:lang w:eastAsia="ar-SA"/>
         </w:rPr>
+        <w:t>Таким образом, логическая структура разработанной базы данных включает три группы таблиц: основные таблицы, в которых хранится информация о ключевых объектах предметной области; таблицы событийного характера, в которых фиксируются процедуры, платежи и посещения; а также справочные таблицы, обеспечивающие стандартизацию вводимых значений. Связи между таблицами реализованы через внешние ключи, что соответствует реляционной модели данных и обеспечивает согласованность структуры базы. В Access такие связи используются при построении запросов, форм и отчетов, а также позволяют системе корректно объединять данные из нескольких таблиц.</w:t>
+      </w:r>
+    </w:p>
+    <w:p>
+      <w:pPr>
+        <w:rPr>
+          <w:lang w:eastAsia="ar-SA"/>
+        </w:rPr>
+      </w:pPr>
+      <w:r>
+        <w:rPr>
+          <w:lang w:eastAsia="ar-SA"/>
+        </w:rPr>
+        <w:t xml:space="preserve">На основании определенной логической структуры база данных дома престарелых обеспечивает хранение, ввод, просмотр и обработку информации по основным направлениям деятельности учреждения. Выделение отдельных таблиц для жильцов, сотрудников, комнат, процедур, платежей, посещений и </w:t>
+      </w:r>
+      <w:r>
+        <w:rPr>
+          <w:lang w:eastAsia="ar-SA"/>
+        </w:rPr>
         <w:lastRenderedPageBreak/>
-        <w:t>Таким образом, логическая структура разработанной базы данных включает три группы таблиц: основные таблицы, в которых хранится информация о ключевых объектах предметной области; таблицы событийного характера, в которых фиксируются процедуры, платежи и посещения; а также справочные таблицы, обеспечивающие стандартизацию вводимых значений. Связи между таблицами реализованы через внешние ключи, что соответствует реляционной модели данных и обеспечивает согласованность структуры базы. В Access такие связи используются при построении запросов, форм и отчетов, а также позволяют системе корректно объединять данные из нескольких таблиц.</w:t>
-      </w:r>
-    </w:p>
-    <w:p>
-      <w:pPr>
-        <w:rPr>
-          <w:lang w:eastAsia="ar-SA"/>
-        </w:rPr>
-      </w:pPr>
-      <w:r>
-        <w:rPr>
-          <w:lang w:eastAsia="ar-SA"/>
-        </w:rPr>
-        <w:t>На основании определенной логической структуры база данных дома престарелых обеспечивает хранение, ввод, просмотр и обработку информации по основным направлениям деятельности учреждения. Выделение отдельных таблиц для жильцов, сотрудников, комнат, процедур, платежей, посещений и справочной информации делает структуру базы понятной, расширяемой и удобной для дальнейшего использования в формах, запросах и отчетах.</w:t>
+        <w:t>справочной информации делает структуру базы понятной, расширяемой и удобной для дальнейшего использования в формах, запросах и отчетах.</w:t>
       </w:r>
     </w:p>
     <w:p>
@@ -6700,12 +6696,15 @@
     </w:p>
     <w:p>
       <w:r>
-        <w:t xml:space="preserve">На следующем этапе пользователь выбирает необходимый раздел работы с данными. В зависимости от поставленной задачи он может открыть форму жильцов, персонала, комнат, медицинских процедур, платежей или посещений. После открытия формы пользователь просматривает существующие записи, при необходимости добавляет новую запись, изменяет уже имеющиеся данные, сохраняет изменения либо удаляет ненужную запись. Все введенные сведения сохраняются в соответствующих таблицах базы данных, а корректность логики хранения обеспечивается заранее определенной структурой таблиц и связей между ними. </w:t>
-      </w:r>
-    </w:p>
-    <w:p>
+        <w:t xml:space="preserve">На следующем этапе пользователь выбирает необходимый раздел работы с данными. В зависимости от поставленной задачи он может открыть форму жильцов, персонала, комнат, медицинских процедур, платежей или посещений. После открытия формы пользователь просматривает существующие записи, при необходимости добавляет новую запись, изменяет уже имеющиеся данные, сохраняет изменения либо удаляет ненужную запись. Все введенные сведения сохраняются в соответствующих таблицах базы </w:t>
+      </w:r>
       <w:r>
         <w:lastRenderedPageBreak/>
+        <w:t xml:space="preserve">данных, а корректность логики хранения обеспечивается заранее определенной структурой таблиц и связей между ними. </w:t>
+      </w:r>
+    </w:p>
+    <w:p>
+      <w:r>
         <w:t>Если пользователю требуется получить связанную информацию по нескольким объектам предметной области, используются запросы. В разработанной системе запросы позволяют вывести сведения о жильцах и связанных с ними комнатах, платежах, посещениях и медицинских процедурах. Таким образом, после накопления первичных данных в таблицах выполняется их логическая обработка с помощью запросов, в результате чего пользователь получает итоговые выборки, необходимые для анализа информации. Использование запросов является стандартным механизмом обработки данных в Access</w:t>
       </w:r>
       <w:r>
@@ -6732,301 +6731,6 @@
             <wp:extent cx="2628900" cy="4969701"/>
             <wp:effectExtent l="0" t="0" r="0" b="2540"/>
             <wp:docPr id="4" name="Рисунок 4"/>
-            <wp:cNvGraphicFramePr>
-              <a:graphicFrameLocks xmlns:a="http://schemas.openxmlformats.org/drawingml/2006/main" noChangeAspect="1"/>
-            </wp:cNvGraphicFramePr>
-            <a:graphic xmlns:a="http://schemas.openxmlformats.org/drawingml/2006/main">
-              <a:graphicData uri="http://schemas.openxmlformats.org/drawingml/2006/picture">
-                <pic:pic xmlns:pic="http://schemas.openxmlformats.org/drawingml/2006/picture">
-                  <pic:nvPicPr>
-                    <pic:cNvPr id="1" name=""/>
-                    <pic:cNvPicPr/>
-                  </pic:nvPicPr>
-                  <pic:blipFill>
-                    <a:blip r:embed="rId9"/>
-                    <a:stretch>
-                      <a:fillRect/>
-                    </a:stretch>
-                  </pic:blipFill>
-                  <pic:spPr>
-                    <a:xfrm>
-                      <a:off x="0" y="0"/>
-                      <a:ext cx="2632468" cy="4976445"/>
-                    </a:xfrm>
-                    <a:prstGeom prst="rect">
-                      <a:avLst/>
-                    </a:prstGeom>
-                  </pic:spPr>
-                </pic:pic>
-              </a:graphicData>
-            </a:graphic>
-          </wp:inline>
-        </w:drawing>
-      </w:r>
-    </w:p>
-    <w:p>
-      <w:pPr>
-        <w:pStyle w:val="af1"/>
-        <w:jc w:val="left"/>
-        <w:rPr>
-          <w:i w:val="0"/>
-          <w:iCs w:val="0"/>
-        </w:rPr>
-      </w:pPr>
-      <w:r>
-        <w:rPr>
-          <w:i w:val="0"/>
-          <w:iCs w:val="0"/>
-        </w:rPr>
-        <w:t xml:space="preserve">Рисунок  </w:t>
-      </w:r>
-      <w:r>
-        <w:rPr>
-          <w:i w:val="0"/>
-          <w:iCs w:val="0"/>
-        </w:rPr>
-        <w:fldChar w:fldCharType="begin"/>
-      </w:r>
-      <w:r>
-        <w:rPr>
-          <w:i w:val="0"/>
-          <w:iCs w:val="0"/>
-        </w:rPr>
-        <w:instrText xml:space="preserve"> SEQ Рисунок_ \* ARABIC </w:instrText>
-      </w:r>
-      <w:r>
-        <w:rPr>
-          <w:i w:val="0"/>
-          <w:iCs w:val="0"/>
-        </w:rPr>
-        <w:fldChar w:fldCharType="separate"/>
-      </w:r>
-      <w:r>
-        <w:rPr>
-          <w:i w:val="0"/>
-          <w:iCs w:val="0"/>
-          <w:noProof/>
-        </w:rPr>
-        <w:t>4</w:t>
-      </w:r>
-      <w:r>
-        <w:rPr>
-          <w:i w:val="0"/>
-          <w:iCs w:val="0"/>
-        </w:rPr>
-        <w:fldChar w:fldCharType="end"/>
-      </w:r>
-      <w:r>
-        <w:rPr>
-          <w:i w:val="0"/>
-          <w:iCs w:val="0"/>
-        </w:rPr>
-        <w:t xml:space="preserve"> </w:t>
-      </w:r>
-      <w:r>
-        <w:rPr>
-          <w:i w:val="0"/>
-          <w:iCs w:val="0"/>
-        </w:rPr>
-        <w:t>Обобщенный алгоритм решения задачи</w:t>
-      </w:r>
-    </w:p>
-    <w:p>
-      <w:r>
-        <w:t xml:space="preserve">Таким образом, обобщенный алгоритм решения задачи можно представить в следующем виде: запуск базы данных; открытие главной формы; выбор необходимого раздела; ввод, просмотр, изменение или удаление данных через формы; сохранение информации в таблицах; выполнение запросов для получения связанных сведений; формирование и просмотр отчетов; завершение работы с приложением. Данный алгоритм отражает фактический порядок функционирования разработанной базы данных дома престарелых. </w:t>
-      </w:r>
-      <w:r>
-        <w:br w:type="page"/>
-      </w:r>
-    </w:p>
-    <w:p>
-      <w:pPr>
-        <w:pStyle w:val="2"/>
-        <w:numPr>
-          <w:ilvl w:val="1"/>
-          <w:numId w:val="4"/>
-        </w:numPr>
-        <w:rPr>
-          <w:rFonts w:eastAsia="Times New Roman"/>
-          <w:lang w:eastAsia="ar-SA"/>
-        </w:rPr>
-      </w:pPr>
-      <w:bookmarkStart w:id="15" w:name="_Toc223970388"/>
-      <w:r>
-        <w:rPr>
-          <w:rFonts w:eastAsia="Times New Roman"/>
-          <w:lang w:eastAsia="ar-SA"/>
-        </w:rPr>
-        <w:lastRenderedPageBreak/>
-        <w:t>Алгоритмы реализации отдельных модулей задачи и их реализация.</w:t>
-      </w:r>
-      <w:bookmarkEnd w:id="15"/>
-      <w:r>
-        <w:rPr>
-          <w:rFonts w:eastAsia="Times New Roman"/>
-          <w:lang w:eastAsia="ar-SA"/>
-        </w:rPr>
-        <w:t xml:space="preserve"> </w:t>
-      </w:r>
-    </w:p>
-    <w:p>
-      <w:r>
-        <w:t>Реализация отдельных модулей задачи в разработанной базе данных выполнена с использованием стандартных объектов СУБД MS Access. В Access база данных включает такие основные объекты, как таблицы, запросы, формы, отчеты, макросы и модули. Каждый из этих объектов выполняет собственную функцию в общем процессе хранения, обработки и представления информации.</w:t>
-      </w:r>
-    </w:p>
-    <w:p>
-      <w:r>
-        <w:t>Основой реализации являются таблицы, предназначенные для хранения данных. В разработанной базе данных таблицы используются для хранения сведений о жильцах, сотрудниках, комнатах, медицинских процедурах, платежах, посещениях, а также справочной информации. Именно таблицы образуют ядро базы данных, так как все остальные объекты работают с данными, сохраненными в них. В созданной системе таблицы связаны между собой через первичные и внешние ключи, что обеспечивает согласованность данных и возможность дальнейшей обработки информации с помощью запросов и отчетов.</w:t>
-      </w:r>
-    </w:p>
-    <w:p>
-      <w:r>
-        <w:t>Схема данных разработанной базы данных представлена на рисунке 2.</w:t>
-      </w:r>
-    </w:p>
-    <w:p>
-      <w:r>
-        <w:t>Для работы пользователя с таблицами были разработаны формы ввода и редактирования данных. Формы в Access предназначены для удобного ввода, просмотра и изменения информации без непосредственного обращения к таблицам. В разработанной базе данных реализованы формы «Жильцы», «Персонал», «Комнаты», «Медицинские процедуры», «Платежи» и «Посещения». Через данные формы пользователь может просматривать записи, добавлять новые, сохранять изменения, удалять записи и переходить к другим разделам базы данных. Такой подход соответствует назначению форм как основного средства взаимодействия пользователя с данными.</w:t>
-      </w:r>
-    </w:p>
-    <w:p>
-      <w:pPr>
-        <w:spacing w:after="160" w:line="278" w:lineRule="auto"/>
-        <w:ind w:firstLine="0"/>
-        <w:jc w:val="left"/>
-      </w:pPr>
-      <w:r>
-        <w:br w:type="page"/>
-      </w:r>
-    </w:p>
-    <w:p>
-      <w:r>
-        <w:lastRenderedPageBreak/>
-        <w:t>Для организации удобной навигации в системе создана главная кнопочная форма, с помощью которой выполняется переход к основным разделам базы данных и к отчетам. Главная форма играет роль центрального элемента интерфейса пользователя и упрощает работу с системой.</w:t>
-      </w:r>
-    </w:p>
-    <w:p>
-      <w:pPr>
-        <w:keepNext/>
-      </w:pPr>
-      <w:r>
-        <w:rPr>
-          <w:noProof/>
-        </w:rPr>
-        <w:drawing>
-          <wp:inline distT="0" distB="0" distL="0" distR="0" wp14:anchorId="5951691F" wp14:editId="12FEC586">
-            <wp:extent cx="2452087" cy="2424223"/>
-            <wp:effectExtent l="0" t="0" r="5715" b="0"/>
-            <wp:docPr id="5" name="Рисунок 5"/>
-            <wp:cNvGraphicFramePr>
-              <a:graphicFrameLocks xmlns:a="http://schemas.openxmlformats.org/drawingml/2006/main" noChangeAspect="1"/>
-            </wp:cNvGraphicFramePr>
-            <a:graphic xmlns:a="http://schemas.openxmlformats.org/drawingml/2006/main">
-              <a:graphicData uri="http://schemas.openxmlformats.org/drawingml/2006/picture">
-                <pic:pic xmlns:pic="http://schemas.openxmlformats.org/drawingml/2006/picture">
-                  <pic:nvPicPr>
-                    <pic:cNvPr id="1" name=""/>
-                    <pic:cNvPicPr/>
-                  </pic:nvPicPr>
-                  <pic:blipFill>
-                    <a:blip r:embed="rId10"/>
-                    <a:stretch>
-                      <a:fillRect/>
-                    </a:stretch>
-                  </pic:blipFill>
-                  <pic:spPr>
-                    <a:xfrm>
-                      <a:off x="0" y="0"/>
-                      <a:ext cx="2458676" cy="2430737"/>
-                    </a:xfrm>
-                    <a:prstGeom prst="rect">
-                      <a:avLst/>
-                    </a:prstGeom>
-                  </pic:spPr>
-                </pic:pic>
-              </a:graphicData>
-            </a:graphic>
-          </wp:inline>
-        </w:drawing>
-      </w:r>
-    </w:p>
-    <w:p>
-      <w:pPr>
-        <w:pStyle w:val="af1"/>
-        <w:rPr>
-          <w:i w:val="0"/>
-          <w:iCs w:val="0"/>
-        </w:rPr>
-      </w:pPr>
-      <w:r>
-        <w:rPr>
-          <w:i w:val="0"/>
-          <w:iCs w:val="0"/>
-        </w:rPr>
-        <w:t xml:space="preserve">Рисунок  </w:t>
-      </w:r>
-      <w:r>
-        <w:rPr>
-          <w:i w:val="0"/>
-          <w:iCs w:val="0"/>
-        </w:rPr>
-        <w:fldChar w:fldCharType="begin"/>
-      </w:r>
-      <w:r>
-        <w:rPr>
-          <w:i w:val="0"/>
-          <w:iCs w:val="0"/>
-        </w:rPr>
-        <w:instrText xml:space="preserve"> SEQ Рисунок_ \* ARABIC </w:instrText>
-      </w:r>
-      <w:r>
-        <w:rPr>
-          <w:i w:val="0"/>
-          <w:iCs w:val="0"/>
-        </w:rPr>
-        <w:fldChar w:fldCharType="separate"/>
-      </w:r>
-      <w:r>
-        <w:rPr>
-          <w:i w:val="0"/>
-          <w:iCs w:val="0"/>
-          <w:noProof/>
-        </w:rPr>
-        <w:t>5</w:t>
-      </w:r>
-      <w:r>
-        <w:rPr>
-          <w:i w:val="0"/>
-          <w:iCs w:val="0"/>
-        </w:rPr>
-        <w:fldChar w:fldCharType="end"/>
-      </w:r>
-      <w:r>
-        <w:rPr>
-          <w:i w:val="0"/>
-          <w:iCs w:val="0"/>
-        </w:rPr>
-        <w:t xml:space="preserve"> Главная кнопочная форма базы данных</w:t>
-      </w:r>
-    </w:p>
-    <w:p>
-      <w:r>
-        <w:t>Одной из основных пользовательских форм является форма «Жильцы», предназначенная для работы с данными о проживающих. В данной форме пользователь может вводить сведения о фамилии, имени, отчестве, дате рождения, дате заселения, комнате проживания, состоянии здоровья и поле жильца. Аналогичным образом построены и остальные формы системы, различающиеся только составом отображаемых полей и назначением.</w:t>
-      </w:r>
-    </w:p>
-    <w:p>
-      <w:pPr>
-        <w:keepNext/>
-      </w:pPr>
-      <w:r>
-        <w:rPr>
-          <w:noProof/>
-        </w:rPr>
-        <w:drawing>
-          <wp:inline distT="0" distB="0" distL="0" distR="0" wp14:anchorId="61750F80" wp14:editId="451F43A4">
-            <wp:extent cx="3710763" cy="3079328"/>
-            <wp:effectExtent l="0" t="0" r="4445" b="6985"/>
-            <wp:docPr id="7" name="Рисунок 7"/>
             <wp:cNvGraphicFramePr>
               <a:graphicFrameLocks xmlns:a="http://schemas.openxmlformats.org/drawingml/2006/main" noChangeAspect="1"/>
             </wp:cNvGraphicFramePr>
@@ -7046,7 +6750,7 @@
                   <pic:spPr>
                     <a:xfrm>
                       <a:off x="0" y="0"/>
-                      <a:ext cx="3719949" cy="3086951"/>
+                      <a:ext cx="2632468" cy="4976445"/>
                     </a:xfrm>
                     <a:prstGeom prst="rect">
                       <a:avLst/>
@@ -7062,6 +6766,7 @@
     <w:p>
       <w:pPr>
         <w:pStyle w:val="af1"/>
+        <w:jc w:val="left"/>
         <w:rPr>
           <w:i w:val="0"/>
           <w:iCs w:val="0"/>
@@ -7101,7 +6806,7 @@
           <w:iCs w:val="0"/>
           <w:noProof/>
         </w:rPr>
-        <w:t>6</w:t>
+        <w:t>4</w:t>
       </w:r>
       <w:r>
         <w:rPr>
@@ -7115,34 +6820,103 @@
           <w:i w:val="0"/>
           <w:iCs w:val="0"/>
         </w:rPr>
-        <w:t xml:space="preserve"> Форма ввода и редактирования данных о жильцах</w:t>
-      </w:r>
-    </w:p>
-    <w:p>
-      <w:r>
+        <w:t xml:space="preserve"> </w:t>
+      </w:r>
+      <w:r>
+        <w:rPr>
+          <w:i w:val="0"/>
+          <w:iCs w:val="0"/>
+        </w:rPr>
+        <w:t>Обобщенный алгоритм решения задачи</w:t>
+      </w:r>
+    </w:p>
+    <w:p>
+      <w:r>
+        <w:t xml:space="preserve">Таким образом, обобщенный алгоритм решения задачи можно представить в следующем виде: запуск базы данных; открытие главной формы; выбор необходимого раздела; ввод, просмотр, изменение или удаление данных через формы; сохранение информации в таблицах; выполнение запросов для получения связанных сведений; формирование и просмотр отчетов; завершение работы с приложением. Данный алгоритм отражает фактический порядок функционирования разработанной базы данных дома престарелых. </w:t>
+      </w:r>
+      <w:r>
+        <w:br w:type="page"/>
+      </w:r>
+    </w:p>
+    <w:p>
+      <w:pPr>
+        <w:pStyle w:val="2"/>
+        <w:numPr>
+          <w:ilvl w:val="1"/>
+          <w:numId w:val="4"/>
+        </w:numPr>
+        <w:rPr>
+          <w:rFonts w:eastAsia="Times New Roman"/>
+          <w:lang w:eastAsia="ar-SA"/>
+        </w:rPr>
+      </w:pPr>
+      <w:bookmarkStart w:id="15" w:name="_Toc223970388"/>
+      <w:r>
+        <w:rPr>
+          <w:rFonts w:eastAsia="Times New Roman"/>
+          <w:lang w:eastAsia="ar-SA"/>
+        </w:rPr>
         <w:lastRenderedPageBreak/>
-        <w:t>Для обработки и объединения данных из нескольких таблиц в базе данных реализованы запросы. Запросы в Access используются для получения выборок, объединяющих сведения из связанных объектов. В разработанной базе данных созданы запросы «Жильцы–Комнаты», «Жильцы–Платежи», «Жильцы–Посетители» и «Жильцы–Процедуры». Эти запросы позволяют пользователю получить итоговую информацию о жильцах и связанных с ними объектах без просмотра нескольких таблиц по отдельности. Создание запросов относится к стандартным средствам обработки данных в Access.</w:t>
-      </w:r>
-    </w:p>
-    <w:p>
-      <w:r>
-        <w:t>Например, запрос «Жильцы–Комнаты» предназначен для вывода сведений о фамилии, имени и отчестве жильца, а также о номере комнаты и этаже проживания. Аналогично остальные запросы отображают связанную информацию о платежах, посещениях и медицинских процедурах.</w:t>
+        <w:t>Алгоритмы реализации отдельных модулей задачи и их реализация.</w:t>
+      </w:r>
+      <w:bookmarkEnd w:id="15"/>
+      <w:r>
+        <w:rPr>
+          <w:rFonts w:eastAsia="Times New Roman"/>
+          <w:lang w:eastAsia="ar-SA"/>
+        </w:rPr>
+        <w:t xml:space="preserve"> </w:t>
+      </w:r>
+    </w:p>
+    <w:p>
+      <w:r>
+        <w:t>Реализация отдельных модулей задачи в разработанной базе данных выполнена с использованием стандартных объектов СУБД MS Access. В Access база данных включает такие основные объекты, как таблицы, запросы, формы, отчеты, макросы и модули. Каждый из этих объектов выполняет собственную функцию в общем процессе хранения, обработки и представления информации.</w:t>
+      </w:r>
+    </w:p>
+    <w:p>
+      <w:r>
+        <w:t>Основой реализации являются таблицы, предназначенные для хранения данных. В разработанной базе данных таблицы используются для хранения сведений о жильцах, сотрудниках, комнатах, медицинских процедурах, платежах, посещениях, а также справочной информации. Именно таблицы образуют ядро базы данных, так как все остальные объекты работают с данными, сохраненными в них. В созданной системе таблицы связаны между собой через первичные и внешние ключи, что обеспечивает согласованность данных и возможность дальнейшей обработки информации с помощью запросов и отчетов.</w:t>
+      </w:r>
+    </w:p>
+    <w:p>
+      <w:r>
+        <w:t>Схема данных разработанной базы данных представлена на рисунке 2.</w:t>
+      </w:r>
+    </w:p>
+    <w:p>
+      <w:r>
+        <w:t>Для работы пользователя с таблицами были разработаны формы ввода и редактирования данных. Формы в Access предназначены для удобного ввода, просмотра и изменения информации без непосредственного обращения к таблицам. В разработанной базе данных реализованы формы «Жильцы», «Персонал», «Комнаты», «Медицинские процедуры», «Платежи» и «Посещения». Через данные формы пользователь может просматривать записи, добавлять новые, сохранять изменения, удалять записи и переходить к другим разделам базы данных. Такой подход соответствует назначению форм как основного средства взаимодействия пользователя с данными.</w:t>
+      </w:r>
+    </w:p>
+    <w:p>
+      <w:pPr>
+        <w:spacing w:after="160" w:line="278" w:lineRule="auto"/>
+        <w:ind w:firstLine="0"/>
+        <w:jc w:val="left"/>
+      </w:pPr>
+      <w:r>
+        <w:br w:type="page"/>
+      </w:r>
+    </w:p>
+    <w:p>
+      <w:r>
+        <w:lastRenderedPageBreak/>
+        <w:t>Для организации удобной навигации в системе создана главная кнопочная форма, с помощью которой выполняется переход к основным разделам базы данных и к отчетам. Главная форма играет роль центрального элемента интерфейса пользователя и упрощает работу с системой.</w:t>
       </w:r>
     </w:p>
     <w:p>
       <w:pPr>
         <w:keepNext/>
-        <w:ind w:firstLine="0"/>
       </w:pPr>
       <w:r>
         <w:rPr>
           <w:noProof/>
         </w:rPr>
         <w:drawing>
-          <wp:inline distT="0" distB="0" distL="0" distR="0" wp14:anchorId="613F9A99" wp14:editId="0C5A924F">
-            <wp:extent cx="5940425" cy="2263775"/>
-            <wp:effectExtent l="0" t="0" r="3175" b="3175"/>
-            <wp:docPr id="8" name="Рисунок 8"/>
+          <wp:inline distT="0" distB="0" distL="0" distR="0" wp14:anchorId="5951691F" wp14:editId="12FEC586">
+            <wp:extent cx="2452087" cy="2424223"/>
+            <wp:effectExtent l="0" t="0" r="5715" b="0"/>
+            <wp:docPr id="5" name="Рисунок 5"/>
             <wp:cNvGraphicFramePr>
               <a:graphicFrameLocks xmlns:a="http://schemas.openxmlformats.org/drawingml/2006/main" noChangeAspect="1"/>
             </wp:cNvGraphicFramePr>
@@ -7162,7 +6936,7 @@
                   <pic:spPr>
                     <a:xfrm>
                       <a:off x="0" y="0"/>
-                      <a:ext cx="5940425" cy="2263775"/>
+                      <a:ext cx="2458676" cy="2430737"/>
                     </a:xfrm>
                     <a:prstGeom prst="rect">
                       <a:avLst/>
@@ -7217,7 +6991,7 @@
           <w:iCs w:val="0"/>
           <w:noProof/>
         </w:rPr>
-        <w:t>7</w:t>
+        <w:t>5</w:t>
       </w:r>
       <w:r>
         <w:rPr>
@@ -7231,26 +7005,28 @@
           <w:i w:val="0"/>
           <w:iCs w:val="0"/>
         </w:rPr>
-        <w:t xml:space="preserve"> Конструктор запроса Жильцы–Комнаты</w:t>
-      </w:r>
-    </w:p>
-    <w:p/>
+        <w:t xml:space="preserve"> Главная кнопочная форма базы данных</w:t>
+      </w:r>
+    </w:p>
+    <w:p>
+      <w:r>
+        <w:t>Одной из основных пользовательских форм является форма «Жильцы», предназначенная для работы с данными о проживающих. В данной форме пользователь может вводить сведения о фамилии, имени, отчестве, дате рождения, дате заселения, комнате проживания, состоянии здоровья и поле жильца. Аналогичным образом построены и остальные формы системы, различающиеся только составом отображаемых полей и назначением.</w:t>
+      </w:r>
+    </w:p>
     <w:p>
       <w:pPr>
         <w:keepNext/>
-        <w:spacing w:after="160" w:line="278" w:lineRule="auto"/>
-        <w:ind w:firstLine="0"/>
-        <w:jc w:val="left"/>
       </w:pPr>
       <w:r>
         <w:rPr>
           <w:noProof/>
         </w:rPr>
+        <w:lastRenderedPageBreak/>
         <w:drawing>
-          <wp:inline distT="0" distB="0" distL="0" distR="0" wp14:anchorId="2C9C410D" wp14:editId="24C86370">
-            <wp:extent cx="5348177" cy="2268568"/>
-            <wp:effectExtent l="0" t="0" r="5080" b="0"/>
-            <wp:docPr id="9" name="Рисунок 9"/>
+          <wp:inline distT="0" distB="0" distL="0" distR="0" wp14:anchorId="61750F80" wp14:editId="451F43A4">
+            <wp:extent cx="3710763" cy="3079328"/>
+            <wp:effectExtent l="0" t="0" r="4445" b="6985"/>
+            <wp:docPr id="7" name="Рисунок 7"/>
             <wp:cNvGraphicFramePr>
               <a:graphicFrameLocks xmlns:a="http://schemas.openxmlformats.org/drawingml/2006/main" noChangeAspect="1"/>
             </wp:cNvGraphicFramePr>
@@ -7270,7 +7046,7 @@
                   <pic:spPr>
                     <a:xfrm>
                       <a:off x="0" y="0"/>
-                      <a:ext cx="5353961" cy="2271021"/>
+                      <a:ext cx="3719949" cy="3086951"/>
                     </a:xfrm>
                     <a:prstGeom prst="rect">
                       <a:avLst/>
@@ -7286,7 +7062,6 @@
     <w:p>
       <w:pPr>
         <w:pStyle w:val="af1"/>
-        <w:jc w:val="left"/>
         <w:rPr>
           <w:i w:val="0"/>
           <w:iCs w:val="0"/>
@@ -7326,7 +7101,7 @@
           <w:iCs w:val="0"/>
           <w:noProof/>
         </w:rPr>
-        <w:t>8</w:t>
+        <w:t>6</w:t>
       </w:r>
       <w:r>
         <w:rPr>
@@ -7340,22 +7115,17 @@
           <w:i w:val="0"/>
           <w:iCs w:val="0"/>
         </w:rPr>
-        <w:t xml:space="preserve"> Результат запроса Жильцы–Комнаты</w:t>
-      </w:r>
-    </w:p>
-    <w:p>
-      <w:r>
-        <w:lastRenderedPageBreak/>
-        <w:t xml:space="preserve">Для представления итоговой информации в удобном для просмотра и печати виде в системе реализованы </w:t>
-      </w:r>
-      <w:r>
-        <w:rPr>
-          <w:rStyle w:val="af"/>
-        </w:rPr>
-        <w:t>отчеты</w:t>
-      </w:r>
-      <w:r>
-        <w:t>. Отчеты в Access предназначены для форматированного вывода данных и могут использоваться для предварительного просмотра, печати и экспорта. В разработанной базе данных созданы отчет медицинских процедур, отчет платежей и отчет комнат. Через форму отчетов пользователь может открыть нужный отчет, просмотреть его, отправить на печать или экспортировать в файл.</w:t>
+        <w:t xml:space="preserve"> Форма ввода и редактирования данных о жильцах</w:t>
+      </w:r>
+    </w:p>
+    <w:p>
+      <w:r>
+        <w:t>Для обработки и объединения данных из нескольких таблиц в базе данных реализованы запросы. Запросы в Access используются для получения выборок, объединяющих сведения из связанных объектов. В разработанной базе данных созданы запросы «Жильцы–Комнаты», «Жильцы–Платежи», «Жильцы–Посетители» и «Жильцы–Процедуры». Эти запросы позволяют пользователю получить итоговую информацию о жильцах и связанных с ними объектах без просмотра нескольких таблиц по отдельности. Создание запросов относится к стандартным средствам обработки данных в Access.</w:t>
+      </w:r>
+    </w:p>
+    <w:p>
+      <w:r>
+        <w:t>Например, запрос «Жильцы–Комнаты» предназначен для вывода сведений о фамилии, имени и отчестве жильца, а также о номере комнаты и этаже проживания. Аналогично остальные запросы отображают связанную информацию о платежах, посещениях и медицинских процедурах.</w:t>
       </w:r>
     </w:p>
     <w:p>
@@ -7367,11 +7137,12 @@
         <w:rPr>
           <w:noProof/>
         </w:rPr>
+        <w:lastRenderedPageBreak/>
         <w:drawing>
-          <wp:inline distT="0" distB="0" distL="0" distR="0" wp14:anchorId="7DE4FCB6" wp14:editId="0476705D">
-            <wp:extent cx="2222205" cy="1900026"/>
-            <wp:effectExtent l="0" t="0" r="6985" b="5080"/>
-            <wp:docPr id="10" name="Рисунок 10"/>
+          <wp:inline distT="0" distB="0" distL="0" distR="0" wp14:anchorId="613F9A99" wp14:editId="0C5A924F">
+            <wp:extent cx="5940425" cy="2263775"/>
+            <wp:effectExtent l="0" t="0" r="3175" b="3175"/>
+            <wp:docPr id="8" name="Рисунок 8"/>
             <wp:cNvGraphicFramePr>
               <a:graphicFrameLocks xmlns:a="http://schemas.openxmlformats.org/drawingml/2006/main" noChangeAspect="1"/>
             </wp:cNvGraphicFramePr>
@@ -7391,6 +7162,235 @@
                   <pic:spPr>
                     <a:xfrm>
                       <a:off x="0" y="0"/>
+                      <a:ext cx="5940425" cy="2263775"/>
+                    </a:xfrm>
+                    <a:prstGeom prst="rect">
+                      <a:avLst/>
+                    </a:prstGeom>
+                  </pic:spPr>
+                </pic:pic>
+              </a:graphicData>
+            </a:graphic>
+          </wp:inline>
+        </w:drawing>
+      </w:r>
+    </w:p>
+    <w:p>
+      <w:pPr>
+        <w:pStyle w:val="af1"/>
+        <w:rPr>
+          <w:i w:val="0"/>
+          <w:iCs w:val="0"/>
+        </w:rPr>
+      </w:pPr>
+      <w:r>
+        <w:rPr>
+          <w:i w:val="0"/>
+          <w:iCs w:val="0"/>
+        </w:rPr>
+        <w:t xml:space="preserve">Рисунок  </w:t>
+      </w:r>
+      <w:r>
+        <w:rPr>
+          <w:i w:val="0"/>
+          <w:iCs w:val="0"/>
+        </w:rPr>
+        <w:fldChar w:fldCharType="begin"/>
+      </w:r>
+      <w:r>
+        <w:rPr>
+          <w:i w:val="0"/>
+          <w:iCs w:val="0"/>
+        </w:rPr>
+        <w:instrText xml:space="preserve"> SEQ Рисунок_ \* ARABIC </w:instrText>
+      </w:r>
+      <w:r>
+        <w:rPr>
+          <w:i w:val="0"/>
+          <w:iCs w:val="0"/>
+        </w:rPr>
+        <w:fldChar w:fldCharType="separate"/>
+      </w:r>
+      <w:r>
+        <w:rPr>
+          <w:i w:val="0"/>
+          <w:iCs w:val="0"/>
+          <w:noProof/>
+        </w:rPr>
+        <w:t>7</w:t>
+      </w:r>
+      <w:r>
+        <w:rPr>
+          <w:i w:val="0"/>
+          <w:iCs w:val="0"/>
+        </w:rPr>
+        <w:fldChar w:fldCharType="end"/>
+      </w:r>
+      <w:r>
+        <w:rPr>
+          <w:i w:val="0"/>
+          <w:iCs w:val="0"/>
+        </w:rPr>
+        <w:t xml:space="preserve"> Конструктор запроса Жильцы–Комнаты</w:t>
+      </w:r>
+    </w:p>
+    <w:p/>
+    <w:p>
+      <w:pPr>
+        <w:keepNext/>
+        <w:spacing w:after="160" w:line="278" w:lineRule="auto"/>
+        <w:ind w:firstLine="0"/>
+        <w:jc w:val="left"/>
+      </w:pPr>
+      <w:r>
+        <w:rPr>
+          <w:noProof/>
+        </w:rPr>
+        <w:drawing>
+          <wp:inline distT="0" distB="0" distL="0" distR="0" wp14:anchorId="2C9C410D" wp14:editId="24C86370">
+            <wp:extent cx="5348177" cy="2268568"/>
+            <wp:effectExtent l="0" t="0" r="5080" b="0"/>
+            <wp:docPr id="9" name="Рисунок 9"/>
+            <wp:cNvGraphicFramePr>
+              <a:graphicFrameLocks xmlns:a="http://schemas.openxmlformats.org/drawingml/2006/main" noChangeAspect="1"/>
+            </wp:cNvGraphicFramePr>
+            <a:graphic xmlns:a="http://schemas.openxmlformats.org/drawingml/2006/main">
+              <a:graphicData uri="http://schemas.openxmlformats.org/drawingml/2006/picture">
+                <pic:pic xmlns:pic="http://schemas.openxmlformats.org/drawingml/2006/picture">
+                  <pic:nvPicPr>
+                    <pic:cNvPr id="1" name=""/>
+                    <pic:cNvPicPr/>
+                  </pic:nvPicPr>
+                  <pic:blipFill>
+                    <a:blip r:embed="rId15"/>
+                    <a:stretch>
+                      <a:fillRect/>
+                    </a:stretch>
+                  </pic:blipFill>
+                  <pic:spPr>
+                    <a:xfrm>
+                      <a:off x="0" y="0"/>
+                      <a:ext cx="5353961" cy="2271021"/>
+                    </a:xfrm>
+                    <a:prstGeom prst="rect">
+                      <a:avLst/>
+                    </a:prstGeom>
+                  </pic:spPr>
+                </pic:pic>
+              </a:graphicData>
+            </a:graphic>
+          </wp:inline>
+        </w:drawing>
+      </w:r>
+    </w:p>
+    <w:p>
+      <w:pPr>
+        <w:pStyle w:val="af1"/>
+        <w:jc w:val="left"/>
+        <w:rPr>
+          <w:i w:val="0"/>
+          <w:iCs w:val="0"/>
+        </w:rPr>
+      </w:pPr>
+      <w:r>
+        <w:rPr>
+          <w:i w:val="0"/>
+          <w:iCs w:val="0"/>
+        </w:rPr>
+        <w:t xml:space="preserve">Рисунок  </w:t>
+      </w:r>
+      <w:r>
+        <w:rPr>
+          <w:i w:val="0"/>
+          <w:iCs w:val="0"/>
+        </w:rPr>
+        <w:fldChar w:fldCharType="begin"/>
+      </w:r>
+      <w:r>
+        <w:rPr>
+          <w:i w:val="0"/>
+          <w:iCs w:val="0"/>
+        </w:rPr>
+        <w:instrText xml:space="preserve"> SEQ Рисунок_ \* ARABIC </w:instrText>
+      </w:r>
+      <w:r>
+        <w:rPr>
+          <w:i w:val="0"/>
+          <w:iCs w:val="0"/>
+        </w:rPr>
+        <w:fldChar w:fldCharType="separate"/>
+      </w:r>
+      <w:r>
+        <w:rPr>
+          <w:i w:val="0"/>
+          <w:iCs w:val="0"/>
+          <w:noProof/>
+        </w:rPr>
+        <w:t>8</w:t>
+      </w:r>
+      <w:r>
+        <w:rPr>
+          <w:i w:val="0"/>
+          <w:iCs w:val="0"/>
+        </w:rPr>
+        <w:fldChar w:fldCharType="end"/>
+      </w:r>
+      <w:r>
+        <w:rPr>
+          <w:i w:val="0"/>
+          <w:iCs w:val="0"/>
+        </w:rPr>
+        <w:t xml:space="preserve"> Результат запроса Жильцы–Комнаты</w:t>
+      </w:r>
+    </w:p>
+    <w:p>
+      <w:r>
+        <w:t xml:space="preserve">Для представления итоговой информации в удобном для просмотра и печати виде в системе реализованы </w:t>
+      </w:r>
+      <w:r>
+        <w:rPr>
+          <w:rStyle w:val="af"/>
+        </w:rPr>
+        <w:t>отчеты</w:t>
+      </w:r>
+      <w:r>
+        <w:t>. Отчеты в Access предназначены для форматированного вывода данных и могут использоваться для предварительного просмотра, печати и экспорта. В разработанной базе данных созданы отчет медицинских процедур, отчет платежей и отчет комнат. Через форму отчетов пользователь может открыть нужный отчет, просмотреть его, отправить на печать или экспортировать в файл.</w:t>
+      </w:r>
+    </w:p>
+    <w:p>
+      <w:pPr>
+        <w:keepNext/>
+        <w:ind w:firstLine="0"/>
+      </w:pPr>
+      <w:r>
+        <w:rPr>
+          <w:noProof/>
+        </w:rPr>
+        <w:lastRenderedPageBreak/>
+        <w:drawing>
+          <wp:inline distT="0" distB="0" distL="0" distR="0" wp14:anchorId="7DE4FCB6" wp14:editId="0476705D">
+            <wp:extent cx="2222205" cy="1900026"/>
+            <wp:effectExtent l="0" t="0" r="6985" b="5080"/>
+            <wp:docPr id="10" name="Рисунок 10"/>
+            <wp:cNvGraphicFramePr>
+              <a:graphicFrameLocks xmlns:a="http://schemas.openxmlformats.org/drawingml/2006/main" noChangeAspect="1"/>
+            </wp:cNvGraphicFramePr>
+            <a:graphic xmlns:a="http://schemas.openxmlformats.org/drawingml/2006/main">
+              <a:graphicData uri="http://schemas.openxmlformats.org/drawingml/2006/picture">
+                <pic:pic xmlns:pic="http://schemas.openxmlformats.org/drawingml/2006/picture">
+                  <pic:nvPicPr>
+                    <pic:cNvPr id="1" name=""/>
+                    <pic:cNvPicPr/>
+                  </pic:nvPicPr>
+                  <pic:blipFill>
+                    <a:blip r:embed="rId16"/>
+                    <a:stretch>
+                      <a:fillRect/>
+                    </a:stretch>
+                  </pic:blipFill>
+                  <pic:spPr>
+                    <a:xfrm>
+                      <a:off x="0" y="0"/>
                       <a:ext cx="2229007" cy="1905842"/>
                     </a:xfrm>
                     <a:prstGeom prst="rect">
@@ -7488,7 +7488,7 @@
                     <pic:cNvPicPr/>
                   </pic:nvPicPr>
                   <pic:blipFill rotWithShape="1">
-                    <a:blip r:embed="rId15"/>
+                    <a:blip r:embed="rId17"/>
                     <a:srcRect t="7858" b="5686"/>
                     <a:stretch/>
                   </pic:blipFill>
@@ -7677,11 +7677,11 @@
     </w:p>
     <w:p>
       <w:r>
-        <w:t xml:space="preserve">Следующим этапом является ввод и редактирование первичной информации. Пользователь открывает нужную форму в зависимости от типа данных, с которыми требуется работать. Если необходимо внести сведения о новом жильце, используется форма «Жильцы»; если требуется добавить данные о сотруднике — форма «Персонал»; для информации о помещениях применяется форма «Комнаты»; аналогично отдельные формы используются для процедур, платежей и посещений. Через соответствующую форму </w:t>
+        <w:t xml:space="preserve">Следующим этапом является ввод и редактирование первичной информации. Пользователь открывает нужную форму в зависимости от типа данных, с которыми требуется работать. Если необходимо внести сведения о новом жильце, используется форма «Жильцы»; если требуется добавить данные о сотруднике — форма «Персонал»; для информации о помещениях применяется форма «Комнаты»; аналогично отдельные формы используются </w:t>
       </w:r>
       <w:r>
         <w:lastRenderedPageBreak/>
-        <w:t xml:space="preserve">пользователь вводит значения в поля, после чего данные сохраняются в связанных таблицах базы данных. Таким образом, формы выступают промежуточным звеном между пользователем и таблицами хранения данных. </w:t>
+        <w:t xml:space="preserve">для процедур, платежей и посещений. Через соответствующую форму пользователь вводит значения в поля, после чего данные сохраняются в связанных таблицах базы данных. Таким образом, формы выступают промежуточным звеном между пользователем и таблицами хранения данных. </w:t>
       </w:r>
     </w:p>
     <w:p>
@@ -7755,11 +7755,8 @@
     </w:p>
     <w:p>
       <w:r>
-        <w:t xml:space="preserve">Важной частью процесса является управление переходами между этапами работы. Для этого в системе используются штатные макросы Access, </w:t>
-      </w:r>
-      <w:r>
         <w:lastRenderedPageBreak/>
-        <w:t xml:space="preserve">связанные с кнопками на формах. С их помощью выполняются открытие форм, открытие отчетов, возврат на главную форму, переход между разделами и завершение работы с приложением. </w:t>
+        <w:t xml:space="preserve">Важной частью процесса является управление переходами между этапами работы. Для этого в системе используются штатные макросы Access, связанные с кнопками на формах. С их помощью выполняются открытие форм, открытие отчетов, возврат на главную форму, переход между разделами и завершение работы с приложением. </w:t>
       </w:r>
     </w:p>
     <w:p>
@@ -7863,7 +7860,7 @@
                     <pic:cNvPicPr/>
                   </pic:nvPicPr>
                   <pic:blipFill>
-                    <a:blip r:embed="rId16"/>
+                    <a:blip r:embed="rId18"/>
                     <a:stretch>
                       <a:fillRect/>
                     </a:stretch>
@@ -8463,13 +8460,107 @@
       </w:pPr>
     </w:p>
     <w:sectPr>
+      <w:footerReference w:type="default" r:id="rId19"/>
       <w:pgSz w:w="11906" w:h="16838"/>
       <w:pgMar w:top="1134" w:right="850" w:bottom="1134" w:left="1701" w:header="708" w:footer="708" w:gutter="0"/>
       <w:cols w:space="708"/>
-      <w:docGrid w:linePitch="360"/>
+      <w:titlePg/>
+      <w:docGrid w:linePitch="381"/>
     </w:sectPr>
   </w:body>
 </w:document>
+</file>
+
+<file path=word/endnotes.xml><?xml version="1.0" encoding="utf-8"?>
+<w:endnotes xmlns:wpc="http://schemas.microsoft.com/office/word/2010/wordprocessingCanvas" xmlns:cx="http://schemas.microsoft.com/office/drawing/2014/chartex" xmlns:cx1="http://schemas.microsoft.com/office/drawing/2015/9/8/chartex" xmlns:cx2="http://schemas.microsoft.com/office/drawing/2015/10/21/chartex" xmlns:cx3="http://schemas.microsoft.com/office/drawing/2016/5/9/chartex" xmlns:cx4="http://schemas.microsoft.com/office/drawing/2016/5/10/chartex" xmlns:cx5="http://schemas.microsoft.com/office/drawing/2016/5/11/chartex" xmlns:cx6="http://schemas.microsoft.com/office/drawing/2016/5/12/chartex" xmlns:cx7="http://schemas.microsoft.com/office/drawing/2016/5/13/chartex" xmlns:cx8="http://schemas.microsoft.com/office/drawing/2016/5/14/chartex" xmlns:mc="http://schemas.openxmlformats.org/markup-compatibility/2006" xmlns:aink="http://schemas.microsoft.com/office/drawing/2016/ink" xmlns:am3d="http://schemas.microsoft.com/office/drawing/2017/model3d" xmlns:o="urn:schemas-microsoft-com:office:office" xmlns:r="http://schemas.openxmlformats.org/officeDocument/2006/relationships" xmlns:m="http://schemas.openxmlformats.org/officeDocument/2006/math" xmlns:v="urn:schemas-microsoft-com:vml" xmlns:wp14="http://schemas.microsoft.com/office/word/2010/wordprocessingDrawing" xmlns:wp="http://schemas.openxmlformats.org/drawingml/2006/wordprocessingDrawing" xmlns:w10="urn:schemas-microsoft-com:office:word" xmlns:w="http://schemas.openxmlformats.org/wordprocessingml/2006/main" xmlns:w14="http://schemas.microsoft.com/office/word/2010/wordml" xmlns:w15="http://schemas.microsoft.com/office/word/2012/wordml" xmlns:w16cex="http://schemas.microsoft.com/office/word/2018/wordml/cex" xmlns:w16cid="http://schemas.microsoft.com/office/word/2016/wordml/cid" xmlns:w16="http://schemas.microsoft.com/office/word/2018/wordml" xmlns:w16sdtdh="http://schemas.microsoft.com/office/word/2020/wordml/sdtdatahash" xmlns:w16se="http://schemas.microsoft.com/office/word/2015/wordml/symex" xmlns:wpg="http://schemas.microsoft.com/office/word/2010/wordprocessingGroup" xmlns:wpi="http://schemas.microsoft.com/office/word/2010/wordprocessingInk" xmlns:wne="http://schemas.microsoft.com/office/word/2006/wordml" xmlns:wps="http://schemas.microsoft.com/office/word/2010/wordprocessingShape" mc:Ignorable="w14 w15 w16se w16cid w16 w16cex w16sdtdh wp14">
+  <w:endnote w:type="separator" w:id="-1">
+    <w:p>
+      <w:pPr>
+        <w:spacing w:line="240" w:lineRule="auto"/>
+      </w:pPr>
+      <w:r>
+        <w:separator/>
+      </w:r>
+    </w:p>
+  </w:endnote>
+  <w:endnote w:type="continuationSeparator" w:id="0">
+    <w:p>
+      <w:pPr>
+        <w:spacing w:line="240" w:lineRule="auto"/>
+      </w:pPr>
+      <w:r>
+        <w:continuationSeparator/>
+      </w:r>
+    </w:p>
+  </w:endnote>
+</w:endnotes>
+</file>
+
+<file path=word/footer1.xml><?xml version="1.0" encoding="utf-8"?>
+<w:ftr xmlns:wpc="http://schemas.microsoft.com/office/word/2010/wordprocessingCanvas" xmlns:cx="http://schemas.microsoft.com/office/drawing/2014/chartex" xmlns:cx1="http://schemas.microsoft.com/office/drawing/2015/9/8/chartex" xmlns:cx2="http://schemas.microsoft.com/office/drawing/2015/10/21/chartex" xmlns:cx3="http://schemas.microsoft.com/office/drawing/2016/5/9/chartex" xmlns:cx4="http://schemas.microsoft.com/office/drawing/2016/5/10/chartex" xmlns:cx5="http://schemas.microsoft.com/office/drawing/2016/5/11/chartex" xmlns:cx6="http://schemas.microsoft.com/office/drawing/2016/5/12/chartex" xmlns:cx7="http://schemas.microsoft.com/office/drawing/2016/5/13/chartex" xmlns:cx8="http://schemas.microsoft.com/office/drawing/2016/5/14/chartex" xmlns:mc="http://schemas.openxmlformats.org/markup-compatibility/2006" xmlns:aink="http://schemas.microsoft.com/office/drawing/2016/ink" xmlns:am3d="http://schemas.microsoft.com/office/drawing/2017/model3d" xmlns:o="urn:schemas-microsoft-com:office:office" xmlns:r="http://schemas.openxmlformats.org/officeDocument/2006/relationships" xmlns:m="http://schemas.openxmlformats.org/officeDocument/2006/math" xmlns:v="urn:schemas-microsoft-com:vml" xmlns:wp14="http://schemas.microsoft.com/office/word/2010/wordprocessingDrawing" xmlns:wp="http://schemas.openxmlformats.org/drawingml/2006/wordprocessingDrawing" xmlns:w10="urn:schemas-microsoft-com:office:word" xmlns:w="http://schemas.openxmlformats.org/wordprocessingml/2006/main" xmlns:w14="http://schemas.microsoft.com/office/word/2010/wordml" xmlns:w15="http://schemas.microsoft.com/office/word/2012/wordml" xmlns:w16cex="http://schemas.microsoft.com/office/word/2018/wordml/cex" xmlns:w16cid="http://schemas.microsoft.com/office/word/2016/wordml/cid" xmlns:w16="http://schemas.microsoft.com/office/word/2018/wordml" xmlns:w16sdtdh="http://schemas.microsoft.com/office/word/2020/wordml/sdtdatahash" xmlns:w16se="http://schemas.microsoft.com/office/word/2015/wordml/symex" xmlns:wpg="http://schemas.microsoft.com/office/word/2010/wordprocessingGroup" xmlns:wpi="http://schemas.microsoft.com/office/word/2010/wordprocessingInk" xmlns:wne="http://schemas.microsoft.com/office/word/2006/wordml" xmlns:wps="http://schemas.microsoft.com/office/word/2010/wordprocessingShape" mc:Ignorable="w14 w15 w16se w16cid w16 w16cex w16sdtdh wp14">
+  <w:sdt>
+    <w:sdtPr>
+      <w:id w:val="505951936"/>
+      <w:docPartObj>
+        <w:docPartGallery w:val="Page Numbers (Bottom of Page)"/>
+        <w:docPartUnique/>
+      </w:docPartObj>
+    </w:sdtPr>
+    <w:sdtContent>
+      <w:p>
+        <w:pPr>
+          <w:pStyle w:val="af5"/>
+          <w:jc w:val="center"/>
+        </w:pPr>
+        <w:r>
+          <w:fldChar w:fldCharType="begin"/>
+        </w:r>
+        <w:r>
+          <w:instrText>PAGE   \* MERGEFORMAT</w:instrText>
+        </w:r>
+        <w:r>
+          <w:fldChar w:fldCharType="separate"/>
+        </w:r>
+        <w:r>
+          <w:t>2</w:t>
+        </w:r>
+        <w:r>
+          <w:fldChar w:fldCharType="end"/>
+        </w:r>
+      </w:p>
+    </w:sdtContent>
+  </w:sdt>
+  <w:p>
+    <w:pPr>
+      <w:pStyle w:val="af5"/>
+    </w:pPr>
+  </w:p>
+</w:ftr>
+</file>
+
+<file path=word/footnotes.xml><?xml version="1.0" encoding="utf-8"?>
+<w:footnotes xmlns:wpc="http://schemas.microsoft.com/office/word/2010/wordprocessingCanvas" xmlns:cx="http://schemas.microsoft.com/office/drawing/2014/chartex" xmlns:cx1="http://schemas.microsoft.com/office/drawing/2015/9/8/chartex" xmlns:cx2="http://schemas.microsoft.com/office/drawing/2015/10/21/chartex" xmlns:cx3="http://schemas.microsoft.com/office/drawing/2016/5/9/chartex" xmlns:cx4="http://schemas.microsoft.com/office/drawing/2016/5/10/chartex" xmlns:cx5="http://schemas.microsoft.com/office/drawing/2016/5/11/chartex" xmlns:cx6="http://schemas.microsoft.com/office/drawing/2016/5/12/chartex" xmlns:cx7="http://schemas.microsoft.com/office/drawing/2016/5/13/chartex" xmlns:cx8="http://schemas.microsoft.com/office/drawing/2016/5/14/chartex" xmlns:mc="http://schemas.openxmlformats.org/markup-compatibility/2006" xmlns:aink="http://schemas.microsoft.com/office/drawing/2016/ink" xmlns:am3d="http://schemas.microsoft.com/office/drawing/2017/model3d" xmlns:o="urn:schemas-microsoft-com:office:office" xmlns:r="http://schemas.openxmlformats.org/officeDocument/2006/relationships" xmlns:m="http://schemas.openxmlformats.org/officeDocument/2006/math" xmlns:v="urn:schemas-microsoft-com:vml" xmlns:wp14="http://schemas.microsoft.com/office/word/2010/wordprocessingDrawing" xmlns:wp="http://schemas.openxmlformats.org/drawingml/2006/wordprocessingDrawing" xmlns:w10="urn:schemas-microsoft-com:office:word" xmlns:w="http://schemas.openxmlformats.org/wordprocessingml/2006/main" xmlns:w14="http://schemas.microsoft.com/office/word/2010/wordml" xmlns:w15="http://schemas.microsoft.com/office/word/2012/wordml" xmlns:w16cex="http://schemas.microsoft.com/office/word/2018/wordml/cex" xmlns:w16cid="http://schemas.microsoft.com/office/word/2016/wordml/cid" xmlns:w16="http://schemas.microsoft.com/office/word/2018/wordml" xmlns:w16sdtdh="http://schemas.microsoft.com/office/word/2020/wordml/sdtdatahash" xmlns:w16se="http://schemas.microsoft.com/office/word/2015/wordml/symex" xmlns:wpg="http://schemas.microsoft.com/office/word/2010/wordprocessingGroup" xmlns:wpi="http://schemas.microsoft.com/office/word/2010/wordprocessingInk" xmlns:wne="http://schemas.microsoft.com/office/word/2006/wordml" xmlns:wps="http://schemas.microsoft.com/office/word/2010/wordprocessingShape" mc:Ignorable="w14 w15 w16se w16cid w16 w16cex w16sdtdh wp14">
+  <w:footnote w:type="separator" w:id="-1">
+    <w:p>
+      <w:pPr>
+        <w:spacing w:line="240" w:lineRule="auto"/>
+      </w:pPr>
+      <w:r>
+        <w:separator/>
+      </w:r>
+    </w:p>
+  </w:footnote>
+  <w:footnote w:type="continuationSeparator" w:id="0">
+    <w:p>
+      <w:pPr>
+        <w:spacing w:line="240" w:lineRule="auto"/>
+      </w:pPr>
+      <w:r>
+        <w:continuationSeparator/>
+      </w:r>
+    </w:p>
+  </w:footnote>
+</w:footnotes>
 </file>
 
 <file path=word/numbering.xml><?xml version="1.0" encoding="utf-8"?>
@@ -14653,6 +14744,58 @@
       <w:sz w:val="28"/>
     </w:rPr>
   </w:style>
+  <w:style w:type="paragraph" w:styleId="af3">
+    <w:name w:val="header"/>
+    <w:basedOn w:val="a"/>
+    <w:link w:val="af4"/>
+    <w:uiPriority w:val="99"/>
+    <w:unhideWhenUsed/>
+    <w:rsid w:val="00C205FC"/>
+    <w:pPr>
+      <w:tabs>
+        <w:tab w:val="center" w:pos="4677"/>
+        <w:tab w:val="right" w:pos="9355"/>
+      </w:tabs>
+      <w:spacing w:line="240" w:lineRule="auto"/>
+    </w:pPr>
+  </w:style>
+  <w:style w:type="character" w:customStyle="1" w:styleId="af4">
+    <w:name w:val="Верхний колонтитул Знак"/>
+    <w:basedOn w:val="a0"/>
+    <w:link w:val="af3"/>
+    <w:uiPriority w:val="99"/>
+    <w:rsid w:val="00C205FC"/>
+    <w:rPr>
+      <w:rFonts w:ascii="Times New Roman" w:hAnsi="Times New Roman"/>
+      <w:sz w:val="28"/>
+    </w:rPr>
+  </w:style>
+  <w:style w:type="paragraph" w:styleId="af5">
+    <w:name w:val="footer"/>
+    <w:basedOn w:val="a"/>
+    <w:link w:val="af6"/>
+    <w:uiPriority w:val="99"/>
+    <w:unhideWhenUsed/>
+    <w:rsid w:val="00C205FC"/>
+    <w:pPr>
+      <w:tabs>
+        <w:tab w:val="center" w:pos="4677"/>
+        <w:tab w:val="right" w:pos="9355"/>
+      </w:tabs>
+      <w:spacing w:line="240" w:lineRule="auto"/>
+    </w:pPr>
+  </w:style>
+  <w:style w:type="character" w:customStyle="1" w:styleId="af6">
+    <w:name w:val="Нижний колонтитул Знак"/>
+    <w:basedOn w:val="a0"/>
+    <w:link w:val="af5"/>
+    <w:uiPriority w:val="99"/>
+    <w:rsid w:val="00C205FC"/>
+    <w:rPr>
+      <w:rFonts w:ascii="Times New Roman" w:hAnsi="Times New Roman"/>
+      <w:sz w:val="28"/>
+    </w:rPr>
+  </w:style>
 </w:styles>
 </file>
 

--- a/4 курс/Базы данных/Михайлов_3-22ПИ Дом престарелых.docx
+++ b/4 курс/Базы данных/Михайлов_3-22ПИ Дом престарелых.docx
@@ -1,6 +1,6 @@
 
 <file path=word/document.xml><?xml version="1.0" encoding="utf-8"?>
-<w:document xmlns:wpc="http://schemas.microsoft.com/office/word/2010/wordprocessingCanvas" xmlns:cx="http://schemas.microsoft.com/office/drawing/2014/chartex" xmlns:cx1="http://schemas.microsoft.com/office/drawing/2015/9/8/chartex" xmlns:cx2="http://schemas.microsoft.com/office/drawing/2015/10/21/chartex" xmlns:cx3="http://schemas.microsoft.com/office/drawing/2016/5/9/chartex" xmlns:cx4="http://schemas.microsoft.com/office/drawing/2016/5/10/chartex" xmlns:cx5="http://schemas.microsoft.com/office/drawing/2016/5/11/chartex" xmlns:cx6="http://schemas.microsoft.com/office/drawing/2016/5/12/chartex" xmlns:cx7="http://schemas.microsoft.com/office/drawing/2016/5/13/chartex" xmlns:cx8="http://schemas.microsoft.com/office/drawing/2016/5/14/chartex" xmlns:mc="http://schemas.openxmlformats.org/markup-compatibility/2006" xmlns:aink="http://schemas.microsoft.com/office/drawing/2016/ink" xmlns:am3d="http://schemas.microsoft.com/office/drawing/2017/model3d" xmlns:o="urn:schemas-microsoft-com:office:office" xmlns:r="http://schemas.openxmlformats.org/officeDocument/2006/relationships" xmlns:m="http://schemas.openxmlformats.org/officeDocument/2006/math" xmlns:v="urn:schemas-microsoft-com:vml" xmlns:wp14="http://schemas.microsoft.com/office/word/2010/wordprocessingDrawing" xmlns:wp="http://schemas.openxmlformats.org/drawingml/2006/wordprocessingDrawing" xmlns:w10="urn:schemas-microsoft-com:office:word" xmlns:w="http://schemas.openxmlformats.org/wordprocessingml/2006/main" xmlns:w14="http://schemas.microsoft.com/office/word/2010/wordml" xmlns:w15="http://schemas.microsoft.com/office/word/2012/wordml" xmlns:w16cex="http://schemas.microsoft.com/office/word/2018/wordml/cex" xmlns:w16cid="http://schemas.microsoft.com/office/word/2016/wordml/cid" xmlns:w16="http://schemas.microsoft.com/office/word/2018/wordml" xmlns:w16sdtdh="http://schemas.microsoft.com/office/word/2020/wordml/sdtdatahash" xmlns:w16se="http://schemas.microsoft.com/office/word/2015/wordml/symex" xmlns:wpg="http://schemas.microsoft.com/office/word/2010/wordprocessingGroup" xmlns:wpi="http://schemas.microsoft.com/office/word/2010/wordprocessingInk" xmlns:wne="http://schemas.microsoft.com/office/word/2006/wordml" xmlns:wps="http://schemas.microsoft.com/office/word/2010/wordprocessingShape" mc:Ignorable="w14 w15 w16se w16cid w16 w16cex w16sdtdh wp14">
+<w:document xmlns:wpc="http://schemas.microsoft.com/office/word/2010/wordprocessingCanvas" xmlns:cx="http://schemas.microsoft.com/office/drawing/2014/chartex" xmlns:cx1="http://schemas.microsoft.com/office/drawing/2015/9/8/chartex" xmlns:cx2="http://schemas.microsoft.com/office/drawing/2015/10/21/chartex" xmlns:cx3="http://schemas.microsoft.com/office/drawing/2016/5/9/chartex" xmlns:cx4="http://schemas.microsoft.com/office/drawing/2016/5/10/chartex" xmlns:cx5="http://schemas.microsoft.com/office/drawing/2016/5/11/chartex" xmlns:cx6="http://schemas.microsoft.com/office/drawing/2016/5/12/chartex" xmlns:cx7="http://schemas.microsoft.com/office/drawing/2016/5/13/chartex" xmlns:cx8="http://schemas.microsoft.com/office/drawing/2016/5/14/chartex" xmlns:mc="http://schemas.openxmlformats.org/markup-compatibility/2006" xmlns:aink="http://schemas.microsoft.com/office/drawing/2016/ink" xmlns:am3d="http://schemas.microsoft.com/office/drawing/2017/model3d" xmlns:o="urn:schemas-microsoft-com:office:office" xmlns:oel="http://schemas.microsoft.com/office/2019/extlst" xmlns:r="http://schemas.openxmlformats.org/officeDocument/2006/relationships" xmlns:m="http://schemas.openxmlformats.org/officeDocument/2006/math" xmlns:v="urn:schemas-microsoft-com:vml" xmlns:wp14="http://schemas.microsoft.com/office/word/2010/wordprocessingDrawing" xmlns:wp="http://schemas.openxmlformats.org/drawingml/2006/wordprocessingDrawing" xmlns:w10="urn:schemas-microsoft-com:office:word" xmlns:w="http://schemas.openxmlformats.org/wordprocessingml/2006/main" xmlns:w14="http://schemas.microsoft.com/office/word/2010/wordml" xmlns:w15="http://schemas.microsoft.com/office/word/2012/wordml" xmlns:w16cex="http://schemas.microsoft.com/office/word/2018/wordml/cex" xmlns:w16cid="http://schemas.microsoft.com/office/word/2016/wordml/cid" xmlns:w16="http://schemas.microsoft.com/office/word/2018/wordml" xmlns:w16sdtdh="http://schemas.microsoft.com/office/word/2020/wordml/sdtdatahash" xmlns:w16se="http://schemas.microsoft.com/office/word/2015/wordml/symex" xmlns:wpg="http://schemas.microsoft.com/office/word/2010/wordprocessingGroup" xmlns:wpi="http://schemas.microsoft.com/office/word/2010/wordprocessingInk" xmlns:wne="http://schemas.microsoft.com/office/word/2006/wordml" xmlns:wps="http://schemas.microsoft.com/office/word/2010/wordprocessingShape" mc:Ignorable="w14 w15 w16se w16cid w16 w16cex w16sdtdh wp14">
   <w:body>
     <w:p>
       <w:pPr>
@@ -644,7 +644,7 @@
     <w:p>
       <w:pPr>
         <w:spacing w:line="240" w:lineRule="auto"/>
-        <w:ind w:left="5664"/>
+        <w:ind w:left="4955"/>
         <w:rPr>
           <w:rFonts w:eastAsia="Times New Roman" w:cs="Times New Roman"/>
           <w:bCs/>
@@ -665,7 +665,7 @@
           <w:lang w:eastAsia="ru-RU"/>
           <w14:ligatures w14:val="none"/>
         </w:rPr>
-        <w:t>Профессор</w:t>
+        <w:t>Старший преподаватель</w:t>
       </w:r>
     </w:p>
     <w:p>
@@ -5975,7 +5975,7 @@
           <w:lang w:eastAsia="ru-RU"/>
         </w:rPr>
         <w:drawing>
-          <wp:inline distT="0" distB="0" distL="0" distR="0" wp14:anchorId="0CEDA063" wp14:editId="17E80C36">
+          <wp:inline distT="0" distB="0" distL="0" distR="0" wp14:anchorId="0CEDA063" wp14:editId="7AB9E097">
             <wp:extent cx="6188149" cy="3127522"/>
             <wp:effectExtent l="0" t="0" r="3175" b="0"/>
             <wp:docPr id="3" name="Рисунок 3"/>
@@ -8146,7 +8146,6 @@
           <w:docPartUnique/>
         </w:docPartObj>
       </w:sdtPr>
-      <w:sdtEndPr/>
       <w:sdtContent>
         <w:p>
           <w:pPr>
@@ -8162,7 +8161,6 @@
             <w:id w:val="111145805"/>
             <w:bibliography/>
           </w:sdtPr>
-          <w:sdtEndPr/>
           <w:sdtContent>
             <w:p>
               <w:pPr>
@@ -8472,7 +8470,7 @@
 </file>
 
 <file path=word/endnotes.xml><?xml version="1.0" encoding="utf-8"?>
-<w:endnotes xmlns:wpc="http://schemas.microsoft.com/office/word/2010/wordprocessingCanvas" xmlns:cx="http://schemas.microsoft.com/office/drawing/2014/chartex" xmlns:cx1="http://schemas.microsoft.com/office/drawing/2015/9/8/chartex" xmlns:cx2="http://schemas.microsoft.com/office/drawing/2015/10/21/chartex" xmlns:cx3="http://schemas.microsoft.com/office/drawing/2016/5/9/chartex" xmlns:cx4="http://schemas.microsoft.com/office/drawing/2016/5/10/chartex" xmlns:cx5="http://schemas.microsoft.com/office/drawing/2016/5/11/chartex" xmlns:cx6="http://schemas.microsoft.com/office/drawing/2016/5/12/chartex" xmlns:cx7="http://schemas.microsoft.com/office/drawing/2016/5/13/chartex" xmlns:cx8="http://schemas.microsoft.com/office/drawing/2016/5/14/chartex" xmlns:mc="http://schemas.openxmlformats.org/markup-compatibility/2006" xmlns:aink="http://schemas.microsoft.com/office/drawing/2016/ink" xmlns:am3d="http://schemas.microsoft.com/office/drawing/2017/model3d" xmlns:o="urn:schemas-microsoft-com:office:office" xmlns:r="http://schemas.openxmlformats.org/officeDocument/2006/relationships" xmlns:m="http://schemas.openxmlformats.org/officeDocument/2006/math" xmlns:v="urn:schemas-microsoft-com:vml" xmlns:wp14="http://schemas.microsoft.com/office/word/2010/wordprocessingDrawing" xmlns:wp="http://schemas.openxmlformats.org/drawingml/2006/wordprocessingDrawing" xmlns:w10="urn:schemas-microsoft-com:office:word" xmlns:w="http://schemas.openxmlformats.org/wordprocessingml/2006/main" xmlns:w14="http://schemas.microsoft.com/office/word/2010/wordml" xmlns:w15="http://schemas.microsoft.com/office/word/2012/wordml" xmlns:w16cex="http://schemas.microsoft.com/office/word/2018/wordml/cex" xmlns:w16cid="http://schemas.microsoft.com/office/word/2016/wordml/cid" xmlns:w16="http://schemas.microsoft.com/office/word/2018/wordml" xmlns:w16sdtdh="http://schemas.microsoft.com/office/word/2020/wordml/sdtdatahash" xmlns:w16se="http://schemas.microsoft.com/office/word/2015/wordml/symex" xmlns:wpg="http://schemas.microsoft.com/office/word/2010/wordprocessingGroup" xmlns:wpi="http://schemas.microsoft.com/office/word/2010/wordprocessingInk" xmlns:wne="http://schemas.microsoft.com/office/word/2006/wordml" xmlns:wps="http://schemas.microsoft.com/office/word/2010/wordprocessingShape" mc:Ignorable="w14 w15 w16se w16cid w16 w16cex w16sdtdh wp14">
+<w:endnotes xmlns:wpc="http://schemas.microsoft.com/office/word/2010/wordprocessingCanvas" xmlns:cx="http://schemas.microsoft.com/office/drawing/2014/chartex" xmlns:cx1="http://schemas.microsoft.com/office/drawing/2015/9/8/chartex" xmlns:cx2="http://schemas.microsoft.com/office/drawing/2015/10/21/chartex" xmlns:cx3="http://schemas.microsoft.com/office/drawing/2016/5/9/chartex" xmlns:cx4="http://schemas.microsoft.com/office/drawing/2016/5/10/chartex" xmlns:cx5="http://schemas.microsoft.com/office/drawing/2016/5/11/chartex" xmlns:cx6="http://schemas.microsoft.com/office/drawing/2016/5/12/chartex" xmlns:cx7="http://schemas.microsoft.com/office/drawing/2016/5/13/chartex" xmlns:cx8="http://schemas.microsoft.com/office/drawing/2016/5/14/chartex" xmlns:mc="http://schemas.openxmlformats.org/markup-compatibility/2006" xmlns:aink="http://schemas.microsoft.com/office/drawing/2016/ink" xmlns:am3d="http://schemas.microsoft.com/office/drawing/2017/model3d" xmlns:o="urn:schemas-microsoft-com:office:office" xmlns:oel="http://schemas.microsoft.com/office/2019/extlst" xmlns:r="http://schemas.openxmlformats.org/officeDocument/2006/relationships" xmlns:m="http://schemas.openxmlformats.org/officeDocument/2006/math" xmlns:v="urn:schemas-microsoft-com:vml" xmlns:wp14="http://schemas.microsoft.com/office/word/2010/wordprocessingDrawing" xmlns:wp="http://schemas.openxmlformats.org/drawingml/2006/wordprocessingDrawing" xmlns:w10="urn:schemas-microsoft-com:office:word" xmlns:w="http://schemas.openxmlformats.org/wordprocessingml/2006/main" xmlns:w14="http://schemas.microsoft.com/office/word/2010/wordml" xmlns:w15="http://schemas.microsoft.com/office/word/2012/wordml" xmlns:w16cex="http://schemas.microsoft.com/office/word/2018/wordml/cex" xmlns:w16cid="http://schemas.microsoft.com/office/word/2016/wordml/cid" xmlns:w16="http://schemas.microsoft.com/office/word/2018/wordml" xmlns:w16sdtdh="http://schemas.microsoft.com/office/word/2020/wordml/sdtdatahash" xmlns:w16se="http://schemas.microsoft.com/office/word/2015/wordml/symex" xmlns:wpg="http://schemas.microsoft.com/office/word/2010/wordprocessingGroup" xmlns:wpi="http://schemas.microsoft.com/office/word/2010/wordprocessingInk" xmlns:wne="http://schemas.microsoft.com/office/word/2006/wordml" xmlns:wps="http://schemas.microsoft.com/office/word/2010/wordprocessingShape" mc:Ignorable="w14 w15 w16se w16cid w16 w16cex w16sdtdh wp14">
   <w:endnote w:type="separator" w:id="-1">
     <w:p>
       <w:pPr>
@@ -8497,7 +8495,7 @@
 </file>
 
 <file path=word/footer1.xml><?xml version="1.0" encoding="utf-8"?>
-<w:ftr xmlns:wpc="http://schemas.microsoft.com/office/word/2010/wordprocessingCanvas" xmlns:cx="http://schemas.microsoft.com/office/drawing/2014/chartex" xmlns:cx1="http://schemas.microsoft.com/office/drawing/2015/9/8/chartex" xmlns:cx2="http://schemas.microsoft.com/office/drawing/2015/10/21/chartex" xmlns:cx3="http://schemas.microsoft.com/office/drawing/2016/5/9/chartex" xmlns:cx4="http://schemas.microsoft.com/office/drawing/2016/5/10/chartex" xmlns:cx5="http://schemas.microsoft.com/office/drawing/2016/5/11/chartex" xmlns:cx6="http://schemas.microsoft.com/office/drawing/2016/5/12/chartex" xmlns:cx7="http://schemas.microsoft.com/office/drawing/2016/5/13/chartex" xmlns:cx8="http://schemas.microsoft.com/office/drawing/2016/5/14/chartex" xmlns:mc="http://schemas.openxmlformats.org/markup-compatibility/2006" xmlns:aink="http://schemas.microsoft.com/office/drawing/2016/ink" xmlns:am3d="http://schemas.microsoft.com/office/drawing/2017/model3d" xmlns:o="urn:schemas-microsoft-com:office:office" xmlns:r="http://schemas.openxmlformats.org/officeDocument/2006/relationships" xmlns:m="http://schemas.openxmlformats.org/officeDocument/2006/math" xmlns:v="urn:schemas-microsoft-com:vml" xmlns:wp14="http://schemas.microsoft.com/office/word/2010/wordprocessingDrawing" xmlns:wp="http://schemas.openxmlformats.org/drawingml/2006/wordprocessingDrawing" xmlns:w10="urn:schemas-microsoft-com:office:word" xmlns:w="http://schemas.openxmlformats.org/wordprocessingml/2006/main" xmlns:w14="http://schemas.microsoft.com/office/word/2010/wordml" xmlns:w15="http://schemas.microsoft.com/office/word/2012/wordml" xmlns:w16cex="http://schemas.microsoft.com/office/word/2018/wordml/cex" xmlns:w16cid="http://schemas.microsoft.com/office/word/2016/wordml/cid" xmlns:w16="http://schemas.microsoft.com/office/word/2018/wordml" xmlns:w16sdtdh="http://schemas.microsoft.com/office/word/2020/wordml/sdtdatahash" xmlns:w16se="http://schemas.microsoft.com/office/word/2015/wordml/symex" xmlns:wpg="http://schemas.microsoft.com/office/word/2010/wordprocessingGroup" xmlns:wpi="http://schemas.microsoft.com/office/word/2010/wordprocessingInk" xmlns:wne="http://schemas.microsoft.com/office/word/2006/wordml" xmlns:wps="http://schemas.microsoft.com/office/word/2010/wordprocessingShape" mc:Ignorable="w14 w15 w16se w16cid w16 w16cex w16sdtdh wp14">
+<w:ftr xmlns:wpc="http://schemas.microsoft.com/office/word/2010/wordprocessingCanvas" xmlns:cx="http://schemas.microsoft.com/office/drawing/2014/chartex" xmlns:cx1="http://schemas.microsoft.com/office/drawing/2015/9/8/chartex" xmlns:cx2="http://schemas.microsoft.com/office/drawing/2015/10/21/chartex" xmlns:cx3="http://schemas.microsoft.com/office/drawing/2016/5/9/chartex" xmlns:cx4="http://schemas.microsoft.com/office/drawing/2016/5/10/chartex" xmlns:cx5="http://schemas.microsoft.com/office/drawing/2016/5/11/chartex" xmlns:cx6="http://schemas.microsoft.com/office/drawing/2016/5/12/chartex" xmlns:cx7="http://schemas.microsoft.com/office/drawing/2016/5/13/chartex" xmlns:cx8="http://schemas.microsoft.com/office/drawing/2016/5/14/chartex" xmlns:mc="http://schemas.openxmlformats.org/markup-compatibility/2006" xmlns:aink="http://schemas.microsoft.com/office/drawing/2016/ink" xmlns:am3d="http://schemas.microsoft.com/office/drawing/2017/model3d" xmlns:o="urn:schemas-microsoft-com:office:office" xmlns:oel="http://schemas.microsoft.com/office/2019/extlst" xmlns:r="http://schemas.openxmlformats.org/officeDocument/2006/relationships" xmlns:m="http://schemas.openxmlformats.org/officeDocument/2006/math" xmlns:v="urn:schemas-microsoft-com:vml" xmlns:wp14="http://schemas.microsoft.com/office/word/2010/wordprocessingDrawing" xmlns:wp="http://schemas.openxmlformats.org/drawingml/2006/wordprocessingDrawing" xmlns:w10="urn:schemas-microsoft-com:office:word" xmlns:w="http://schemas.openxmlformats.org/wordprocessingml/2006/main" xmlns:w14="http://schemas.microsoft.com/office/word/2010/wordml" xmlns:w15="http://schemas.microsoft.com/office/word/2012/wordml" xmlns:w16cex="http://schemas.microsoft.com/office/word/2018/wordml/cex" xmlns:w16cid="http://schemas.microsoft.com/office/word/2016/wordml/cid" xmlns:w16="http://schemas.microsoft.com/office/word/2018/wordml" xmlns:w16sdtdh="http://schemas.microsoft.com/office/word/2020/wordml/sdtdatahash" xmlns:w16se="http://schemas.microsoft.com/office/word/2015/wordml/symex" xmlns:wpg="http://schemas.microsoft.com/office/word/2010/wordprocessingGroup" xmlns:wpi="http://schemas.microsoft.com/office/word/2010/wordprocessingInk" xmlns:wne="http://schemas.microsoft.com/office/word/2006/wordml" xmlns:wps="http://schemas.microsoft.com/office/word/2010/wordprocessingShape" mc:Ignorable="w14 w15 w16se w16cid w16 w16cex w16sdtdh wp14">
   <w:sdt>
     <w:sdtPr>
       <w:id w:val="505951936"/>
@@ -8539,7 +8537,7 @@
 </file>
 
 <file path=word/footnotes.xml><?xml version="1.0" encoding="utf-8"?>
-<w:footnotes xmlns:wpc="http://schemas.microsoft.com/office/word/2010/wordprocessingCanvas" xmlns:cx="http://schemas.microsoft.com/office/drawing/2014/chartex" xmlns:cx1="http://schemas.microsoft.com/office/drawing/2015/9/8/chartex" xmlns:cx2="http://schemas.microsoft.com/office/drawing/2015/10/21/chartex" xmlns:cx3="http://schemas.microsoft.com/office/drawing/2016/5/9/chartex" xmlns:cx4="http://schemas.microsoft.com/office/drawing/2016/5/10/chartex" xmlns:cx5="http://schemas.microsoft.com/office/drawing/2016/5/11/chartex" xmlns:cx6="http://schemas.microsoft.com/office/drawing/2016/5/12/chartex" xmlns:cx7="http://schemas.microsoft.com/office/drawing/2016/5/13/chartex" xmlns:cx8="http://schemas.microsoft.com/office/drawing/2016/5/14/chartex" xmlns:mc="http://schemas.openxmlformats.org/markup-compatibility/2006" xmlns:aink="http://schemas.microsoft.com/office/drawing/2016/ink" xmlns:am3d="http://schemas.microsoft.com/office/drawing/2017/model3d" xmlns:o="urn:schemas-microsoft-com:office:office" xmlns:r="http://schemas.openxmlformats.org/officeDocument/2006/relationships" xmlns:m="http://schemas.openxmlformats.org/officeDocument/2006/math" xmlns:v="urn:schemas-microsoft-com:vml" xmlns:wp14="http://schemas.microsoft.com/office/word/2010/wordprocessingDrawing" xmlns:wp="http://schemas.openxmlformats.org/drawingml/2006/wordprocessingDrawing" xmlns:w10="urn:schemas-microsoft-com:office:word" xmlns:w="http://schemas.openxmlformats.org/wordprocessingml/2006/main" xmlns:w14="http://schemas.microsoft.com/office/word/2010/wordml" xmlns:w15="http://schemas.microsoft.com/office/word/2012/wordml" xmlns:w16cex="http://schemas.microsoft.com/office/word/2018/wordml/cex" xmlns:w16cid="http://schemas.microsoft.com/office/word/2016/wordml/cid" xmlns:w16="http://schemas.microsoft.com/office/word/2018/wordml" xmlns:w16sdtdh="http://schemas.microsoft.com/office/word/2020/wordml/sdtdatahash" xmlns:w16se="http://schemas.microsoft.com/office/word/2015/wordml/symex" xmlns:wpg="http://schemas.microsoft.com/office/word/2010/wordprocessingGroup" xmlns:wpi="http://schemas.microsoft.com/office/word/2010/wordprocessingInk" xmlns:wne="http://schemas.microsoft.com/office/word/2006/wordml" xmlns:wps="http://schemas.microsoft.com/office/word/2010/wordprocessingShape" mc:Ignorable="w14 w15 w16se w16cid w16 w16cex w16sdtdh wp14">
+<w:footnotes xmlns:wpc="http://schemas.microsoft.com/office/word/2010/wordprocessingCanvas" xmlns:cx="http://schemas.microsoft.com/office/drawing/2014/chartex" xmlns:cx1="http://schemas.microsoft.com/office/drawing/2015/9/8/chartex" xmlns:cx2="http://schemas.microsoft.com/office/drawing/2015/10/21/chartex" xmlns:cx3="http://schemas.microsoft.com/office/drawing/2016/5/9/chartex" xmlns:cx4="http://schemas.microsoft.com/office/drawing/2016/5/10/chartex" xmlns:cx5="http://schemas.microsoft.com/office/drawing/2016/5/11/chartex" xmlns:cx6="http://schemas.microsoft.com/office/drawing/2016/5/12/chartex" xmlns:cx7="http://schemas.microsoft.com/office/drawing/2016/5/13/chartex" xmlns:cx8="http://schemas.microsoft.com/office/drawing/2016/5/14/chartex" xmlns:mc="http://schemas.openxmlformats.org/markup-compatibility/2006" xmlns:aink="http://schemas.microsoft.com/office/drawing/2016/ink" xmlns:am3d="http://schemas.microsoft.com/office/drawing/2017/model3d" xmlns:o="urn:schemas-microsoft-com:office:office" xmlns:oel="http://schemas.microsoft.com/office/2019/extlst" xmlns:r="http://schemas.openxmlformats.org/officeDocument/2006/relationships" xmlns:m="http://schemas.openxmlformats.org/officeDocument/2006/math" xmlns:v="urn:schemas-microsoft-com:vml" xmlns:wp14="http://schemas.microsoft.com/office/word/2010/wordprocessingDrawing" xmlns:wp="http://schemas.openxmlformats.org/drawingml/2006/wordprocessingDrawing" xmlns:w10="urn:schemas-microsoft-com:office:word" xmlns:w="http://schemas.openxmlformats.org/wordprocessingml/2006/main" xmlns:w14="http://schemas.microsoft.com/office/word/2010/wordml" xmlns:w15="http://schemas.microsoft.com/office/word/2012/wordml" xmlns:w16cex="http://schemas.microsoft.com/office/word/2018/wordml/cex" xmlns:w16cid="http://schemas.microsoft.com/office/word/2016/wordml/cid" xmlns:w16="http://schemas.microsoft.com/office/word/2018/wordml" xmlns:w16sdtdh="http://schemas.microsoft.com/office/word/2020/wordml/sdtdatahash" xmlns:w16se="http://schemas.microsoft.com/office/word/2015/wordml/symex" xmlns:wpg="http://schemas.microsoft.com/office/word/2010/wordprocessingGroup" xmlns:wpi="http://schemas.microsoft.com/office/word/2010/wordprocessingInk" xmlns:wne="http://schemas.microsoft.com/office/word/2006/wordml" xmlns:wps="http://schemas.microsoft.com/office/word/2010/wordprocessingShape" mc:Ignorable="w14 w15 w16se w16cid w16 w16cex w16sdtdh wp14">
   <w:footnote w:type="separator" w:id="-1">
     <w:p>
       <w:pPr>
@@ -8564,7 +8562,7 @@
 </file>
 
 <file path=word/numbering.xml><?xml version="1.0" encoding="utf-8"?>
-<w:numbering xmlns:wpc="http://schemas.microsoft.com/office/word/2010/wordprocessingCanvas" xmlns:cx="http://schemas.microsoft.com/office/drawing/2014/chartex" xmlns:cx1="http://schemas.microsoft.com/office/drawing/2015/9/8/chartex" xmlns:cx2="http://schemas.microsoft.com/office/drawing/2015/10/21/chartex" xmlns:cx3="http://schemas.microsoft.com/office/drawing/2016/5/9/chartex" xmlns:cx4="http://schemas.microsoft.com/office/drawing/2016/5/10/chartex" xmlns:cx5="http://schemas.microsoft.com/office/drawing/2016/5/11/chartex" xmlns:cx6="http://schemas.microsoft.com/office/drawing/2016/5/12/chartex" xmlns:cx7="http://schemas.microsoft.com/office/drawing/2016/5/13/chartex" xmlns:cx8="http://schemas.microsoft.com/office/drawing/2016/5/14/chartex" xmlns:mc="http://schemas.openxmlformats.org/markup-compatibility/2006" xmlns:aink="http://schemas.microsoft.com/office/drawing/2016/ink" xmlns:am3d="http://schemas.microsoft.com/office/drawing/2017/model3d" xmlns:o="urn:schemas-microsoft-com:office:office" xmlns:r="http://schemas.openxmlformats.org/officeDocument/2006/relationships" xmlns:m="http://schemas.openxmlformats.org/officeDocument/2006/math" xmlns:v="urn:schemas-microsoft-com:vml" xmlns:wp14="http://schemas.microsoft.com/office/word/2010/wordprocessingDrawing" xmlns:wp="http://schemas.openxmlformats.org/drawingml/2006/wordprocessingDrawing" xmlns:w10="urn:schemas-microsoft-com:office:word" xmlns:w="http://schemas.openxmlformats.org/wordprocessingml/2006/main" xmlns:w14="http://schemas.microsoft.com/office/word/2010/wordml" xmlns:w15="http://schemas.microsoft.com/office/word/2012/wordml" xmlns:w16cex="http://schemas.microsoft.com/office/word/2018/wordml/cex" xmlns:w16cid="http://schemas.microsoft.com/office/word/2016/wordml/cid" xmlns:w16="http://schemas.microsoft.com/office/word/2018/wordml" xmlns:w16sdtdh="http://schemas.microsoft.com/office/word/2020/wordml/sdtdatahash" xmlns:w16se="http://schemas.microsoft.com/office/word/2015/wordml/symex" xmlns:wpg="http://schemas.microsoft.com/office/word/2010/wordprocessingGroup" xmlns:wpi="http://schemas.microsoft.com/office/word/2010/wordprocessingInk" xmlns:wne="http://schemas.microsoft.com/office/word/2006/wordml" xmlns:wps="http://schemas.microsoft.com/office/word/2010/wordprocessingShape" mc:Ignorable="w14 w15 w16se w16cid w16 w16cex w16sdtdh wp14">
+<w:numbering xmlns:wpc="http://schemas.microsoft.com/office/word/2010/wordprocessingCanvas" xmlns:cx="http://schemas.microsoft.com/office/drawing/2014/chartex" xmlns:cx1="http://schemas.microsoft.com/office/drawing/2015/9/8/chartex" xmlns:cx2="http://schemas.microsoft.com/office/drawing/2015/10/21/chartex" xmlns:cx3="http://schemas.microsoft.com/office/drawing/2016/5/9/chartex" xmlns:cx4="http://schemas.microsoft.com/office/drawing/2016/5/10/chartex" xmlns:cx5="http://schemas.microsoft.com/office/drawing/2016/5/11/chartex" xmlns:cx6="http://schemas.microsoft.com/office/drawing/2016/5/12/chartex" xmlns:cx7="http://schemas.microsoft.com/office/drawing/2016/5/13/chartex" xmlns:cx8="http://schemas.microsoft.com/office/drawing/2016/5/14/chartex" xmlns:mc="http://schemas.openxmlformats.org/markup-compatibility/2006" xmlns:aink="http://schemas.microsoft.com/office/drawing/2016/ink" xmlns:am3d="http://schemas.microsoft.com/office/drawing/2017/model3d" xmlns:o="urn:schemas-microsoft-com:office:office" xmlns:oel="http://schemas.microsoft.com/office/2019/extlst" xmlns:r="http://schemas.openxmlformats.org/officeDocument/2006/relationships" xmlns:m="http://schemas.openxmlformats.org/officeDocument/2006/math" xmlns:v="urn:schemas-microsoft-com:vml" xmlns:wp14="http://schemas.microsoft.com/office/word/2010/wordprocessingDrawing" xmlns:wp="http://schemas.openxmlformats.org/drawingml/2006/wordprocessingDrawing" xmlns:w10="urn:schemas-microsoft-com:office:word" xmlns:w="http://schemas.openxmlformats.org/wordprocessingml/2006/main" xmlns:w14="http://schemas.microsoft.com/office/word/2010/wordml" xmlns:w15="http://schemas.microsoft.com/office/word/2012/wordml" xmlns:w16cex="http://schemas.microsoft.com/office/word/2018/wordml/cex" xmlns:w16cid="http://schemas.microsoft.com/office/word/2016/wordml/cid" xmlns:w16="http://schemas.microsoft.com/office/word/2018/wordml" xmlns:w16sdtdh="http://schemas.microsoft.com/office/word/2020/wordml/sdtdatahash" xmlns:w16se="http://schemas.microsoft.com/office/word/2015/wordml/symex" xmlns:wpg="http://schemas.microsoft.com/office/word/2010/wordprocessingGroup" xmlns:wpi="http://schemas.microsoft.com/office/word/2010/wordprocessingInk" xmlns:wne="http://schemas.microsoft.com/office/word/2006/wordml" xmlns:wps="http://schemas.microsoft.com/office/word/2010/wordprocessingShape" mc:Ignorable="w14 w15 w16se w16cid w16 w16cex w16sdtdh wp14">
   <w:abstractNum w:abstractNumId="0" w15:restartNumberingAfterBreak="0">
     <w:nsid w:val="017933D2"/>
     <w:multiLevelType w:val="hybridMultilevel"/>
@@ -13504,136 +13502,136 @@
       </w:rPr>
     </w:lvl>
   </w:abstractNum>
-  <w:num w:numId="1">
+  <w:num w:numId="1" w16cid:durableId="28648733">
     <w:abstractNumId w:val="23"/>
   </w:num>
-  <w:num w:numId="2">
+  <w:num w:numId="2" w16cid:durableId="1820147925">
     <w:abstractNumId w:val="7"/>
   </w:num>
-  <w:num w:numId="3">
+  <w:num w:numId="3" w16cid:durableId="769086625">
     <w:abstractNumId w:val="33"/>
   </w:num>
-  <w:num w:numId="4">
+  <w:num w:numId="4" w16cid:durableId="494953563">
     <w:abstractNumId w:val="18"/>
   </w:num>
-  <w:num w:numId="5">
+  <w:num w:numId="5" w16cid:durableId="654920136">
     <w:abstractNumId w:val="28"/>
   </w:num>
-  <w:num w:numId="6">
+  <w:num w:numId="6" w16cid:durableId="794106729">
     <w:abstractNumId w:val="3"/>
   </w:num>
-  <w:num w:numId="7">
+  <w:num w:numId="7" w16cid:durableId="242835132">
     <w:abstractNumId w:val="39"/>
   </w:num>
-  <w:num w:numId="8">
+  <w:num w:numId="8" w16cid:durableId="730537035">
     <w:abstractNumId w:val="24"/>
   </w:num>
-  <w:num w:numId="9">
+  <w:num w:numId="9" w16cid:durableId="1718118569">
     <w:abstractNumId w:val="15"/>
   </w:num>
-  <w:num w:numId="10">
+  <w:num w:numId="10" w16cid:durableId="1063136332">
     <w:abstractNumId w:val="35"/>
   </w:num>
-  <w:num w:numId="11">
+  <w:num w:numId="11" w16cid:durableId="1037462682">
     <w:abstractNumId w:val="34"/>
   </w:num>
-  <w:num w:numId="12">
+  <w:num w:numId="12" w16cid:durableId="1917395357">
     <w:abstractNumId w:val="17"/>
   </w:num>
-  <w:num w:numId="13">
+  <w:num w:numId="13" w16cid:durableId="1801653341">
     <w:abstractNumId w:val="30"/>
   </w:num>
-  <w:num w:numId="14">
+  <w:num w:numId="14" w16cid:durableId="198514280">
     <w:abstractNumId w:val="41"/>
   </w:num>
-  <w:num w:numId="15">
+  <w:num w:numId="15" w16cid:durableId="1884560367">
     <w:abstractNumId w:val="21"/>
   </w:num>
-  <w:num w:numId="16">
+  <w:num w:numId="16" w16cid:durableId="754404609">
     <w:abstractNumId w:val="13"/>
   </w:num>
-  <w:num w:numId="17">
+  <w:num w:numId="17" w16cid:durableId="1896315722">
     <w:abstractNumId w:val="38"/>
   </w:num>
-  <w:num w:numId="18">
+  <w:num w:numId="18" w16cid:durableId="1333334662">
     <w:abstractNumId w:val="27"/>
   </w:num>
-  <w:num w:numId="19">
+  <w:num w:numId="19" w16cid:durableId="375589544">
     <w:abstractNumId w:val="6"/>
   </w:num>
-  <w:num w:numId="20">
+  <w:num w:numId="20" w16cid:durableId="975797951">
     <w:abstractNumId w:val="4"/>
   </w:num>
-  <w:num w:numId="21">
+  <w:num w:numId="21" w16cid:durableId="1144859648">
     <w:abstractNumId w:val="2"/>
   </w:num>
-  <w:num w:numId="22">
+  <w:num w:numId="22" w16cid:durableId="1366785959">
     <w:abstractNumId w:val="19"/>
   </w:num>
-  <w:num w:numId="23">
+  <w:num w:numId="23" w16cid:durableId="1402210902">
     <w:abstractNumId w:val="14"/>
   </w:num>
-  <w:num w:numId="24">
+  <w:num w:numId="24" w16cid:durableId="1358043820">
     <w:abstractNumId w:val="32"/>
   </w:num>
-  <w:num w:numId="25">
+  <w:num w:numId="25" w16cid:durableId="832527211">
     <w:abstractNumId w:val="31"/>
   </w:num>
-  <w:num w:numId="26">
+  <w:num w:numId="26" w16cid:durableId="1753819768">
     <w:abstractNumId w:val="10"/>
   </w:num>
-  <w:num w:numId="27">
+  <w:num w:numId="27" w16cid:durableId="1015962877">
     <w:abstractNumId w:val="22"/>
   </w:num>
-  <w:num w:numId="28">
+  <w:num w:numId="28" w16cid:durableId="1612738872">
     <w:abstractNumId w:val="40"/>
   </w:num>
-  <w:num w:numId="29">
+  <w:num w:numId="29" w16cid:durableId="966197912">
     <w:abstractNumId w:val="1"/>
   </w:num>
-  <w:num w:numId="30">
+  <w:num w:numId="30" w16cid:durableId="1997756502">
     <w:abstractNumId w:val="25"/>
   </w:num>
-  <w:num w:numId="31">
+  <w:num w:numId="31" w16cid:durableId="615647855">
     <w:abstractNumId w:val="11"/>
   </w:num>
-  <w:num w:numId="32">
+  <w:num w:numId="32" w16cid:durableId="1621297648">
     <w:abstractNumId w:val="29"/>
   </w:num>
-  <w:num w:numId="33">
+  <w:num w:numId="33" w16cid:durableId="192571912">
     <w:abstractNumId w:val="12"/>
   </w:num>
-  <w:num w:numId="34">
+  <w:num w:numId="34" w16cid:durableId="1002783015">
     <w:abstractNumId w:val="36"/>
   </w:num>
-  <w:num w:numId="35">
+  <w:num w:numId="35" w16cid:durableId="1437946349">
     <w:abstractNumId w:val="26"/>
   </w:num>
-  <w:num w:numId="36">
+  <w:num w:numId="36" w16cid:durableId="883366558">
     <w:abstractNumId w:val="42"/>
   </w:num>
-  <w:num w:numId="37">
+  <w:num w:numId="37" w16cid:durableId="581644339">
     <w:abstractNumId w:val="9"/>
   </w:num>
-  <w:num w:numId="38">
+  <w:num w:numId="38" w16cid:durableId="1299604717">
     <w:abstractNumId w:val="37"/>
   </w:num>
-  <w:num w:numId="39">
+  <w:num w:numId="39" w16cid:durableId="1053432596">
     <w:abstractNumId w:val="8"/>
   </w:num>
-  <w:num w:numId="40">
+  <w:num w:numId="40" w16cid:durableId="1417942703">
     <w:abstractNumId w:val="0"/>
   </w:num>
-  <w:num w:numId="41">
+  <w:num w:numId="41" w16cid:durableId="1636132617">
     <w:abstractNumId w:val="20"/>
   </w:num>
-  <w:num w:numId="42">
+  <w:num w:numId="42" w16cid:durableId="1661493948">
     <w:abstractNumId w:val="5"/>
   </w:num>
-  <w:num w:numId="43">
+  <w:num w:numId="43" w16cid:durableId="1019897046">
     <w:abstractNumId w:val="43"/>
   </w:num>
-  <w:num w:numId="44">
+  <w:num w:numId="44" w16cid:durableId="376465578">
     <w:abstractNumId w:val="16"/>
   </w:num>
 </w:numbering>
